--- a/docs/report/SDACS_Final_Report_v6.docx
+++ b/docs/report/SDACS_Final_Report_v6.docx
@@ -82,6 +82,8 @@
     </w:p>
     <w:p>
       <w:pPr>
+        <w:keepNext/>
+        <w:spacing w:before="120" w:after="40"/>
         <w:jc w:val="center"/>
       </w:pPr>
       <w:r>
@@ -121,6 +123,8 @@
     </w:p>
     <w:p>
       <w:pPr>
+        <w:keepLines/>
+        <w:spacing w:before="0" w:after="200"/>
         <w:jc w:val="center"/>
       </w:pPr>
       <w:r>
@@ -294,6 +298,8 @@
     </w:p>
     <w:p>
       <w:pPr>
+        <w:keepNext/>
+        <w:spacing w:before="120" w:after="40"/>
         <w:jc w:val="center"/>
       </w:pPr>
       <w:r>
@@ -333,6 +339,8 @@
     </w:p>
     <w:p>
       <w:pPr>
+        <w:keepLines/>
+        <w:spacing w:before="0" w:after="200"/>
         <w:jc w:val="center"/>
       </w:pPr>
       <w:r>
@@ -346,6 +354,8 @@
     </w:p>
     <w:p>
       <w:pPr>
+        <w:keepNext/>
+        <w:spacing w:before="120" w:after="40"/>
         <w:jc w:val="center"/>
       </w:pPr>
       <w:r>
@@ -385,6 +395,8 @@
     </w:p>
     <w:p>
       <w:pPr>
+        <w:keepLines/>
+        <w:spacing w:before="0" w:after="200"/>
         <w:jc w:val="center"/>
       </w:pPr>
       <w:r>
@@ -419,6 +431,9 @@
         <w:gridCol w:w="2880"/>
       </w:tblGrid>
       <w:tr>
+        <w:trPr>
+          <w:cantSplit/>
+        </w:trPr>
         <w:tc>
           <w:tcPr>
             <w:tcW w:type="dxa" w:w="2880"/>
@@ -463,6 +478,9 @@
         </w:tc>
       </w:tr>
       <w:tr>
+        <w:trPr>
+          <w:cantSplit/>
+        </w:trPr>
         <w:tc>
           <w:tcPr>
             <w:tcW w:type="dxa" w:w="2880"/>
@@ -504,6 +522,9 @@
         </w:tc>
       </w:tr>
       <w:tr>
+        <w:trPr>
+          <w:cantSplit/>
+        </w:trPr>
         <w:tc>
           <w:tcPr>
             <w:tcW w:type="dxa" w:w="2880"/>
@@ -545,6 +566,9 @@
         </w:tc>
       </w:tr>
       <w:tr>
+        <w:trPr>
+          <w:cantSplit/>
+        </w:trPr>
         <w:tc>
           <w:tcPr>
             <w:tcW w:type="dxa" w:w="2880"/>
@@ -586,6 +610,9 @@
         </w:tc>
       </w:tr>
       <w:tr>
+        <w:trPr>
+          <w:cantSplit/>
+        </w:trPr>
         <w:tc>
           <w:tcPr>
             <w:tcW w:type="dxa" w:w="2880"/>
@@ -627,6 +654,9 @@
         </w:tc>
       </w:tr>
       <w:tr>
+        <w:trPr>
+          <w:cantSplit/>
+        </w:trPr>
         <w:tc>
           <w:tcPr>
             <w:tcW w:type="dxa" w:w="2880"/>
@@ -697,6 +727,9 @@
         <w:gridCol w:w="2880"/>
       </w:tblGrid>
       <w:tr>
+        <w:trPr>
+          <w:cantSplit/>
+        </w:trPr>
         <w:tc>
           <w:tcPr>
             <w:tcW w:type="dxa" w:w="2880"/>
@@ -741,6 +774,9 @@
         </w:tc>
       </w:tr>
       <w:tr>
+        <w:trPr>
+          <w:cantSplit/>
+        </w:trPr>
         <w:tc>
           <w:tcPr>
             <w:tcW w:type="dxa" w:w="2880"/>
@@ -782,6 +818,9 @@
         </w:tc>
       </w:tr>
       <w:tr>
+        <w:trPr>
+          <w:cantSplit/>
+        </w:trPr>
         <w:tc>
           <w:tcPr>
             <w:tcW w:type="dxa" w:w="2880"/>
@@ -823,6 +862,9 @@
         </w:tc>
       </w:tr>
       <w:tr>
+        <w:trPr>
+          <w:cantSplit/>
+        </w:trPr>
         <w:tc>
           <w:tcPr>
             <w:tcW w:type="dxa" w:w="2880"/>
@@ -864,6 +906,9 @@
         </w:tc>
       </w:tr>
       <w:tr>
+        <w:trPr>
+          <w:cantSplit/>
+        </w:trPr>
         <w:tc>
           <w:tcPr>
             <w:tcW w:type="dxa" w:w="2880"/>
@@ -943,6 +988,8 @@
     </w:p>
     <w:p>
       <w:pPr>
+        <w:keepNext/>
+        <w:spacing w:before="120" w:after="40"/>
         <w:jc w:val="center"/>
       </w:pPr>
       <w:r>
@@ -982,6 +1029,8 @@
     </w:p>
     <w:p>
       <w:pPr>
+        <w:keepLines/>
+        <w:spacing w:before="0" w:after="200"/>
         <w:jc w:val="center"/>
       </w:pPr>
       <w:r>
@@ -1023,6 +1072,9 @@
         <w:gridCol w:w="2160"/>
       </w:tblGrid>
       <w:tr>
+        <w:trPr>
+          <w:cantSplit/>
+        </w:trPr>
         <w:tc>
           <w:tcPr>
             <w:tcW w:type="dxa" w:w="2160"/>
@@ -1081,6 +1133,9 @@
         </w:tc>
       </w:tr>
       <w:tr>
+        <w:trPr>
+          <w:cantSplit/>
+        </w:trPr>
         <w:tc>
           <w:tcPr>
             <w:tcW w:type="dxa" w:w="2160"/>
@@ -1135,6 +1190,9 @@
         </w:tc>
       </w:tr>
       <w:tr>
+        <w:trPr>
+          <w:cantSplit/>
+        </w:trPr>
         <w:tc>
           <w:tcPr>
             <w:tcW w:type="dxa" w:w="2160"/>
@@ -1189,6 +1247,9 @@
         </w:tc>
       </w:tr>
       <w:tr>
+        <w:trPr>
+          <w:cantSplit/>
+        </w:trPr>
         <w:tc>
           <w:tcPr>
             <w:tcW w:type="dxa" w:w="2160"/>
@@ -1243,6 +1304,9 @@
         </w:tc>
       </w:tr>
       <w:tr>
+        <w:trPr>
+          <w:cantSplit/>
+        </w:trPr>
         <w:tc>
           <w:tcPr>
             <w:tcW w:type="dxa" w:w="2160"/>
@@ -1322,6 +1386,9 @@
         <w:gridCol w:w="4320"/>
       </w:tblGrid>
       <w:tr>
+        <w:trPr>
+          <w:cantSplit/>
+        </w:trPr>
         <w:tc>
           <w:tcPr>
             <w:tcW w:type="dxa" w:w="4320"/>
@@ -1352,6 +1419,9 @@
         </w:tc>
       </w:tr>
       <w:tr>
+        <w:trPr>
+          <w:cantSplit/>
+        </w:trPr>
         <w:tc>
           <w:tcPr>
             <w:tcW w:type="dxa" w:w="4320"/>
@@ -1380,6 +1450,9 @@
         </w:tc>
       </w:tr>
       <w:tr>
+        <w:trPr>
+          <w:cantSplit/>
+        </w:trPr>
         <w:tc>
           <w:tcPr>
             <w:tcW w:type="dxa" w:w="4320"/>
@@ -1408,6 +1481,9 @@
         </w:tc>
       </w:tr>
       <w:tr>
+        <w:trPr>
+          <w:cantSplit/>
+        </w:trPr>
         <w:tc>
           <w:tcPr>
             <w:tcW w:type="dxa" w:w="4320"/>
@@ -1436,6 +1512,9 @@
         </w:tc>
       </w:tr>
       <w:tr>
+        <w:trPr>
+          <w:cantSplit/>
+        </w:trPr>
         <w:tc>
           <w:tcPr>
             <w:tcW w:type="dxa" w:w="4320"/>
@@ -1477,6 +1556,8 @@
     </w:p>
     <w:p>
       <w:pPr>
+        <w:keepNext/>
+        <w:spacing w:before="120" w:after="40"/>
         <w:jc w:val="center"/>
       </w:pPr>
       <w:r>
@@ -1516,6 +1597,8 @@
     </w:p>
     <w:p>
       <w:pPr>
+        <w:keepLines/>
+        <w:spacing w:before="0" w:after="200"/>
         <w:jc w:val="center"/>
       </w:pPr>
       <w:r>
@@ -1546,6 +1629,9 @@
         <w:gridCol w:w="2160"/>
       </w:tblGrid>
       <w:tr>
+        <w:trPr>
+          <w:cantSplit/>
+        </w:trPr>
         <w:tc>
           <w:tcPr>
             <w:tcW w:type="dxa" w:w="2160"/>
@@ -1604,6 +1690,9 @@
         </w:tc>
       </w:tr>
       <w:tr>
+        <w:trPr>
+          <w:cantSplit/>
+        </w:trPr>
         <w:tc>
           <w:tcPr>
             <w:tcW w:type="dxa" w:w="2160"/>
@@ -1658,6 +1747,9 @@
         </w:tc>
       </w:tr>
       <w:tr>
+        <w:trPr>
+          <w:cantSplit/>
+        </w:trPr>
         <w:tc>
           <w:tcPr>
             <w:tcW w:type="dxa" w:w="2160"/>
@@ -1712,6 +1804,9 @@
         </w:tc>
       </w:tr>
       <w:tr>
+        <w:trPr>
+          <w:cantSplit/>
+        </w:trPr>
         <w:tc>
           <w:tcPr>
             <w:tcW w:type="dxa" w:w="2160"/>
@@ -1766,6 +1861,9 @@
         </w:tc>
       </w:tr>
       <w:tr>
+        <w:trPr>
+          <w:cantSplit/>
+        </w:trPr>
         <w:tc>
           <w:tcPr>
             <w:tcW w:type="dxa" w:w="2160"/>
@@ -1914,6 +2012,8 @@
     </w:p>
     <w:p>
       <w:pPr>
+        <w:keepNext/>
+        <w:spacing w:before="120" w:after="40"/>
         <w:jc w:val="center"/>
       </w:pPr>
       <w:r>
@@ -1953,6 +2053,8 @@
     </w:p>
     <w:p>
       <w:pPr>
+        <w:keepLines/>
+        <w:spacing w:before="0" w:after="200"/>
         <w:jc w:val="center"/>
       </w:pPr>
       <w:r>
@@ -1966,6 +2068,8 @@
     </w:p>
     <w:p>
       <w:pPr>
+        <w:keepNext/>
+        <w:spacing w:before="120" w:after="40"/>
         <w:jc w:val="center"/>
       </w:pPr>
       <w:r>
@@ -2005,6 +2109,8 @@
     </w:p>
     <w:p>
       <w:pPr>
+        <w:keepLines/>
+        <w:spacing w:before="0" w:after="200"/>
         <w:jc w:val="center"/>
       </w:pPr>
       <w:r>
@@ -2040,6 +2146,9 @@
         <w:gridCol w:w="2880"/>
       </w:tblGrid>
       <w:tr>
+        <w:trPr>
+          <w:cantSplit/>
+        </w:trPr>
         <w:tc>
           <w:tcPr>
             <w:tcW w:type="dxa" w:w="2880"/>
@@ -2084,6 +2193,9 @@
         </w:tc>
       </w:tr>
       <w:tr>
+        <w:trPr>
+          <w:cantSplit/>
+        </w:trPr>
         <w:tc>
           <w:tcPr>
             <w:tcW w:type="dxa" w:w="2880"/>
@@ -2125,6 +2237,9 @@
         </w:tc>
       </w:tr>
       <w:tr>
+        <w:trPr>
+          <w:cantSplit/>
+        </w:trPr>
         <w:tc>
           <w:tcPr>
             <w:tcW w:type="dxa" w:w="2880"/>
@@ -2166,6 +2281,9 @@
         </w:tc>
       </w:tr>
       <w:tr>
+        <w:trPr>
+          <w:cantSplit/>
+        </w:trPr>
         <w:tc>
           <w:tcPr>
             <w:tcW w:type="dxa" w:w="2880"/>
@@ -2207,6 +2325,9 @@
         </w:tc>
       </w:tr>
       <w:tr>
+        <w:trPr>
+          <w:cantSplit/>
+        </w:trPr>
         <w:tc>
           <w:tcPr>
             <w:tcW w:type="dxa" w:w="2880"/>
@@ -2248,6 +2369,9 @@
         </w:tc>
       </w:tr>
       <w:tr>
+        <w:trPr>
+          <w:cantSplit/>
+        </w:trPr>
         <w:tc>
           <w:tcPr>
             <w:tcW w:type="dxa" w:w="2880"/>
@@ -2314,6 +2438,9 @@
         <w:gridCol w:w="2160"/>
       </w:tblGrid>
       <w:tr>
+        <w:trPr>
+          <w:cantSplit/>
+        </w:trPr>
         <w:tc>
           <w:tcPr>
             <w:tcW w:type="dxa" w:w="2160"/>
@@ -2372,6 +2499,9 @@
         </w:tc>
       </w:tr>
       <w:tr>
+        <w:trPr>
+          <w:cantSplit/>
+        </w:trPr>
         <w:tc>
           <w:tcPr>
             <w:tcW w:type="dxa" w:w="2160"/>
@@ -2426,6 +2556,9 @@
         </w:tc>
       </w:tr>
       <w:tr>
+        <w:trPr>
+          <w:cantSplit/>
+        </w:trPr>
         <w:tc>
           <w:tcPr>
             <w:tcW w:type="dxa" w:w="2160"/>
@@ -2480,6 +2613,9 @@
         </w:tc>
       </w:tr>
       <w:tr>
+        <w:trPr>
+          <w:cantSplit/>
+        </w:trPr>
         <w:tc>
           <w:tcPr>
             <w:tcW w:type="dxa" w:w="2160"/>
@@ -2534,6 +2670,9 @@
         </w:tc>
       </w:tr>
       <w:tr>
+        <w:trPr>
+          <w:cantSplit/>
+        </w:trPr>
         <w:tc>
           <w:tcPr>
             <w:tcW w:type="dxa" w:w="2160"/>
@@ -2588,6 +2727,9 @@
         </w:tc>
       </w:tr>
       <w:tr>
+        <w:trPr>
+          <w:cantSplit/>
+        </w:trPr>
         <w:tc>
           <w:tcPr>
             <w:tcW w:type="dxa" w:w="2160"/>
@@ -2667,6 +2809,8 @@
     </w:p>
     <w:p>
       <w:pPr>
+        <w:keepNext/>
+        <w:spacing w:before="120" w:after="40"/>
         <w:jc w:val="center"/>
       </w:pPr>
       <w:r>
@@ -2706,6 +2850,8 @@
     </w:p>
     <w:p>
       <w:pPr>
+        <w:keepLines/>
+        <w:spacing w:before="0" w:after="200"/>
         <w:jc w:val="center"/>
       </w:pPr>
       <w:r>
@@ -2719,6 +2865,8 @@
     </w:p>
     <w:p>
       <w:pPr>
+        <w:keepNext/>
+        <w:spacing w:before="120" w:after="40"/>
         <w:jc w:val="center"/>
       </w:pPr>
       <w:r>
@@ -2758,6 +2906,8 @@
     </w:p>
     <w:p>
       <w:pPr>
+        <w:keepLines/>
+        <w:spacing w:before="0" w:after="200"/>
         <w:jc w:val="center"/>
       </w:pPr>
       <w:r>
@@ -2810,6 +2960,9 @@
         <w:gridCol w:w="2160"/>
       </w:tblGrid>
       <w:tr>
+        <w:trPr>
+          <w:cantSplit/>
+        </w:trPr>
         <w:tc>
           <w:tcPr>
             <w:tcW w:type="dxa" w:w="2160"/>
@@ -2868,6 +3021,9 @@
         </w:tc>
       </w:tr>
       <w:tr>
+        <w:trPr>
+          <w:cantSplit/>
+        </w:trPr>
         <w:tc>
           <w:tcPr>
             <w:tcW w:type="dxa" w:w="2160"/>
@@ -2922,6 +3078,9 @@
         </w:tc>
       </w:tr>
       <w:tr>
+        <w:trPr>
+          <w:cantSplit/>
+        </w:trPr>
         <w:tc>
           <w:tcPr>
             <w:tcW w:type="dxa" w:w="2160"/>
@@ -2976,6 +3135,9 @@
         </w:tc>
       </w:tr>
       <w:tr>
+        <w:trPr>
+          <w:cantSplit/>
+        </w:trPr>
         <w:tc>
           <w:tcPr>
             <w:tcW w:type="dxa" w:w="2160"/>
@@ -3030,6 +3192,9 @@
         </w:tc>
       </w:tr>
       <w:tr>
+        <w:trPr>
+          <w:cantSplit/>
+        </w:trPr>
         <w:tc>
           <w:tcPr>
             <w:tcW w:type="dxa" w:w="2160"/>
@@ -3084,6 +3249,9 @@
         </w:tc>
       </w:tr>
       <w:tr>
+        <w:trPr>
+          <w:cantSplit/>
+        </w:trPr>
         <w:tc>
           <w:tcPr>
             <w:tcW w:type="dxa" w:w="2160"/>
@@ -3151,6 +3319,8 @@
     </w:p>
     <w:p>
       <w:pPr>
+        <w:keepNext/>
+        <w:spacing w:before="120" w:after="40"/>
         <w:jc w:val="center"/>
       </w:pPr>
       <w:r>
@@ -3190,6 +3360,8 @@
     </w:p>
     <w:p>
       <w:pPr>
+        <w:keepLines/>
+        <w:spacing w:before="0" w:after="200"/>
         <w:jc w:val="center"/>
       </w:pPr>
       <w:r>
@@ -3215,6 +3387,9 @@
         <w:gridCol w:w="2160"/>
       </w:tblGrid>
       <w:tr>
+        <w:trPr>
+          <w:cantSplit/>
+        </w:trPr>
         <w:tc>
           <w:tcPr>
             <w:tcW w:type="dxa" w:w="2160"/>
@@ -3273,6 +3448,9 @@
         </w:tc>
       </w:tr>
       <w:tr>
+        <w:trPr>
+          <w:cantSplit/>
+        </w:trPr>
         <w:tc>
           <w:tcPr>
             <w:tcW w:type="dxa" w:w="2160"/>
@@ -3327,6 +3505,9 @@
         </w:tc>
       </w:tr>
       <w:tr>
+        <w:trPr>
+          <w:cantSplit/>
+        </w:trPr>
         <w:tc>
           <w:tcPr>
             <w:tcW w:type="dxa" w:w="2160"/>
@@ -3381,6 +3562,9 @@
         </w:tc>
       </w:tr>
       <w:tr>
+        <w:trPr>
+          <w:cantSplit/>
+        </w:trPr>
         <w:tc>
           <w:tcPr>
             <w:tcW w:type="dxa" w:w="2160"/>
@@ -3435,6 +3619,9 @@
         </w:tc>
       </w:tr>
       <w:tr>
+        <w:trPr>
+          <w:cantSplit/>
+        </w:trPr>
         <w:tc>
           <w:tcPr>
             <w:tcW w:type="dxa" w:w="2160"/>
@@ -3489,6 +3676,9 @@
         </w:tc>
       </w:tr>
       <w:tr>
+        <w:trPr>
+          <w:cantSplit/>
+        </w:trPr>
         <w:tc>
           <w:tcPr>
             <w:tcW w:type="dxa" w:w="2160"/>
@@ -3566,6 +3756,9 @@
         <w:gridCol w:w="4320"/>
       </w:tblGrid>
       <w:tr>
+        <w:trPr>
+          <w:cantSplit/>
+        </w:trPr>
         <w:tc>
           <w:tcPr>
             <w:tcW w:type="dxa" w:w="4320"/>
@@ -3596,6 +3789,9 @@
         </w:tc>
       </w:tr>
       <w:tr>
+        <w:trPr>
+          <w:cantSplit/>
+        </w:trPr>
         <w:tc>
           <w:tcPr>
             <w:tcW w:type="dxa" w:w="4320"/>
@@ -3624,6 +3820,9 @@
         </w:tc>
       </w:tr>
       <w:tr>
+        <w:trPr>
+          <w:cantSplit/>
+        </w:trPr>
         <w:tc>
           <w:tcPr>
             <w:tcW w:type="dxa" w:w="4320"/>
@@ -3652,6 +3851,9 @@
         </w:tc>
       </w:tr>
       <w:tr>
+        <w:trPr>
+          <w:cantSplit/>
+        </w:trPr>
         <w:tc>
           <w:tcPr>
             <w:tcW w:type="dxa" w:w="4320"/>
@@ -3680,6 +3882,9 @@
         </w:tc>
       </w:tr>
       <w:tr>
+        <w:trPr>
+          <w:cantSplit/>
+        </w:trPr>
         <w:tc>
           <w:tcPr>
             <w:tcW w:type="dxa" w:w="4320"/>
@@ -3708,6 +3913,9 @@
         </w:tc>
       </w:tr>
       <w:tr>
+        <w:trPr>
+          <w:cantSplit/>
+        </w:trPr>
         <w:tc>
           <w:tcPr>
             <w:tcW w:type="dxa" w:w="4320"/>
@@ -3736,6 +3944,9 @@
         </w:tc>
       </w:tr>
       <w:tr>
+        <w:trPr>
+          <w:cantSplit/>
+        </w:trPr>
         <w:tc>
           <w:tcPr>
             <w:tcW w:type="dxa" w:w="4320"/>
@@ -3764,6 +3975,9 @@
         </w:tc>
       </w:tr>
       <w:tr>
+        <w:trPr>
+          <w:cantSplit/>
+        </w:trPr>
         <w:tc>
           <w:tcPr>
             <w:tcW w:type="dxa" w:w="4320"/>
@@ -3792,6 +4006,9 @@
         </w:tc>
       </w:tr>
       <w:tr>
+        <w:trPr>
+          <w:cantSplit/>
+        </w:trPr>
         <w:tc>
           <w:tcPr>
             <w:tcW w:type="dxa" w:w="4320"/>
@@ -3833,6 +4050,8 @@
     </w:p>
     <w:p>
       <w:pPr>
+        <w:keepNext/>
+        <w:spacing w:before="120" w:after="40"/>
         <w:jc w:val="center"/>
       </w:pPr>
       <w:r>
@@ -3872,6 +4091,8 @@
     </w:p>
     <w:p>
       <w:pPr>
+        <w:keepLines/>
+        <w:spacing w:before="0" w:after="200"/>
         <w:jc w:val="center"/>
       </w:pPr>
       <w:r>
@@ -3941,6 +4162,9 @@
         <w:gridCol w:w="2160"/>
       </w:tblGrid>
       <w:tr>
+        <w:trPr>
+          <w:cantSplit/>
+        </w:trPr>
         <w:tc>
           <w:tcPr>
             <w:tcW w:type="dxa" w:w="2160"/>
@@ -3999,6 +4223,9 @@
         </w:tc>
       </w:tr>
       <w:tr>
+        <w:trPr>
+          <w:cantSplit/>
+        </w:trPr>
         <w:tc>
           <w:tcPr>
             <w:tcW w:type="dxa" w:w="2160"/>
@@ -4053,6 +4280,9 @@
         </w:tc>
       </w:tr>
       <w:tr>
+        <w:trPr>
+          <w:cantSplit/>
+        </w:trPr>
         <w:tc>
           <w:tcPr>
             <w:tcW w:type="dxa" w:w="2160"/>
@@ -4107,6 +4337,9 @@
         </w:tc>
       </w:tr>
       <w:tr>
+        <w:trPr>
+          <w:cantSplit/>
+        </w:trPr>
         <w:tc>
           <w:tcPr>
             <w:tcW w:type="dxa" w:w="2160"/>
@@ -4161,6 +4394,9 @@
         </w:tc>
       </w:tr>
       <w:tr>
+        <w:trPr>
+          <w:cantSplit/>
+        </w:trPr>
         <w:tc>
           <w:tcPr>
             <w:tcW w:type="dxa" w:w="2160"/>
@@ -4215,6 +4451,9 @@
         </w:tc>
       </w:tr>
       <w:tr>
+        <w:trPr>
+          <w:cantSplit/>
+        </w:trPr>
         <w:tc>
           <w:tcPr>
             <w:tcW w:type="dxa" w:w="2160"/>
@@ -4269,6 +4508,9 @@
         </w:tc>
       </w:tr>
       <w:tr>
+        <w:trPr>
+          <w:cantSplit/>
+        </w:trPr>
         <w:tc>
           <w:tcPr>
             <w:tcW w:type="dxa" w:w="2160"/>
@@ -4369,6 +4611,9 @@
         <w:gridCol w:w="2160"/>
       </w:tblGrid>
       <w:tr>
+        <w:trPr>
+          <w:cantSplit/>
+        </w:trPr>
         <w:tc>
           <w:tcPr>
             <w:tcW w:type="dxa" w:w="2160"/>
@@ -4427,6 +4672,9 @@
         </w:tc>
       </w:tr>
       <w:tr>
+        <w:trPr>
+          <w:cantSplit/>
+        </w:trPr>
         <w:tc>
           <w:tcPr>
             <w:tcW w:type="dxa" w:w="2160"/>
@@ -4481,6 +4729,9 @@
         </w:tc>
       </w:tr>
       <w:tr>
+        <w:trPr>
+          <w:cantSplit/>
+        </w:trPr>
         <w:tc>
           <w:tcPr>
             <w:tcW w:type="dxa" w:w="2160"/>
@@ -4535,6 +4786,9 @@
         </w:tc>
       </w:tr>
       <w:tr>
+        <w:trPr>
+          <w:cantSplit/>
+        </w:trPr>
         <w:tc>
           <w:tcPr>
             <w:tcW w:type="dxa" w:w="2160"/>
@@ -4589,6 +4843,9 @@
         </w:tc>
       </w:tr>
       <w:tr>
+        <w:trPr>
+          <w:cantSplit/>
+        </w:trPr>
         <w:tc>
           <w:tcPr>
             <w:tcW w:type="dxa" w:w="2160"/>
@@ -4643,6 +4900,9 @@
         </w:tc>
       </w:tr>
       <w:tr>
+        <w:trPr>
+          <w:cantSplit/>
+        </w:trPr>
         <w:tc>
           <w:tcPr>
             <w:tcW w:type="dxa" w:w="2160"/>
@@ -4697,6 +4957,9 @@
         </w:tc>
       </w:tr>
       <w:tr>
+        <w:trPr>
+          <w:cantSplit/>
+        </w:trPr>
         <w:tc>
           <w:tcPr>
             <w:tcW w:type="dxa" w:w="2160"/>
@@ -4751,6 +5014,9 @@
         </w:tc>
       </w:tr>
       <w:tr>
+        <w:trPr>
+          <w:cantSplit/>
+        </w:trPr>
         <w:tc>
           <w:tcPr>
             <w:tcW w:type="dxa" w:w="2160"/>
@@ -4805,6 +5071,9 @@
         </w:tc>
       </w:tr>
       <w:tr>
+        <w:trPr>
+          <w:cantSplit/>
+        </w:trPr>
         <w:tc>
           <w:tcPr>
             <w:tcW w:type="dxa" w:w="2160"/>
@@ -4859,6 +5128,9 @@
         </w:tc>
       </w:tr>
       <w:tr>
+        <w:trPr>
+          <w:cantSplit/>
+        </w:trPr>
         <w:tc>
           <w:tcPr>
             <w:tcW w:type="dxa" w:w="2160"/>
@@ -4938,6 +5210,9 @@
         <w:gridCol w:w="2160"/>
       </w:tblGrid>
       <w:tr>
+        <w:trPr>
+          <w:cantSplit/>
+        </w:trPr>
         <w:tc>
           <w:tcPr>
             <w:tcW w:type="dxa" w:w="2160"/>
@@ -4996,6 +5271,9 @@
         </w:tc>
       </w:tr>
       <w:tr>
+        <w:trPr>
+          <w:cantSplit/>
+        </w:trPr>
         <w:tc>
           <w:tcPr>
             <w:tcW w:type="dxa" w:w="2160"/>
@@ -5050,6 +5328,9 @@
         </w:tc>
       </w:tr>
       <w:tr>
+        <w:trPr>
+          <w:cantSplit/>
+        </w:trPr>
         <w:tc>
           <w:tcPr>
             <w:tcW w:type="dxa" w:w="2160"/>
@@ -5104,6 +5385,9 @@
         </w:tc>
       </w:tr>
       <w:tr>
+        <w:trPr>
+          <w:cantSplit/>
+        </w:trPr>
         <w:tc>
           <w:tcPr>
             <w:tcW w:type="dxa" w:w="2160"/>
@@ -5158,6 +5442,9 @@
         </w:tc>
       </w:tr>
       <w:tr>
+        <w:trPr>
+          <w:cantSplit/>
+        </w:trPr>
         <w:tc>
           <w:tcPr>
             <w:tcW w:type="dxa" w:w="2160"/>
@@ -5212,6 +5499,9 @@
         </w:tc>
       </w:tr>
       <w:tr>
+        <w:trPr>
+          <w:cantSplit/>
+        </w:trPr>
         <w:tc>
           <w:tcPr>
             <w:tcW w:type="dxa" w:w="2160"/>
@@ -5266,6 +5556,9 @@
         </w:tc>
       </w:tr>
       <w:tr>
+        <w:trPr>
+          <w:cantSplit/>
+        </w:trPr>
         <w:tc>
           <w:tcPr>
             <w:tcW w:type="dxa" w:w="2160"/>
@@ -5320,6 +5613,9 @@
         </w:tc>
       </w:tr>
       <w:tr>
+        <w:trPr>
+          <w:cantSplit/>
+        </w:trPr>
         <w:tc>
           <w:tcPr>
             <w:tcW w:type="dxa" w:w="2160"/>
@@ -5374,6 +5670,9 @@
         </w:tc>
       </w:tr>
       <w:tr>
+        <w:trPr>
+          <w:cantSplit/>
+        </w:trPr>
         <w:tc>
           <w:tcPr>
             <w:tcW w:type="dxa" w:w="2160"/>
@@ -5453,6 +5752,9 @@
         <w:gridCol w:w="2160"/>
       </w:tblGrid>
       <w:tr>
+        <w:trPr>
+          <w:cantSplit/>
+        </w:trPr>
         <w:tc>
           <w:tcPr>
             <w:tcW w:type="dxa" w:w="2160"/>
@@ -5511,6 +5813,9 @@
         </w:tc>
       </w:tr>
       <w:tr>
+        <w:trPr>
+          <w:cantSplit/>
+        </w:trPr>
         <w:tc>
           <w:tcPr>
             <w:tcW w:type="dxa" w:w="2160"/>
@@ -5565,6 +5870,9 @@
         </w:tc>
       </w:tr>
       <w:tr>
+        <w:trPr>
+          <w:cantSplit/>
+        </w:trPr>
         <w:tc>
           <w:tcPr>
             <w:tcW w:type="dxa" w:w="2160"/>
@@ -5619,6 +5927,9 @@
         </w:tc>
       </w:tr>
       <w:tr>
+        <w:trPr>
+          <w:cantSplit/>
+        </w:trPr>
         <w:tc>
           <w:tcPr>
             <w:tcW w:type="dxa" w:w="2160"/>
@@ -5673,6 +5984,9 @@
         </w:tc>
       </w:tr>
       <w:tr>
+        <w:trPr>
+          <w:cantSplit/>
+        </w:trPr>
         <w:tc>
           <w:tcPr>
             <w:tcW w:type="dxa" w:w="2160"/>
@@ -5727,6 +6041,9 @@
         </w:tc>
       </w:tr>
       <w:tr>
+        <w:trPr>
+          <w:cantSplit/>
+        </w:trPr>
         <w:tc>
           <w:tcPr>
             <w:tcW w:type="dxa" w:w="2160"/>
@@ -5805,6 +6122,9 @@
         <w:gridCol w:w="2880"/>
       </w:tblGrid>
       <w:tr>
+        <w:trPr>
+          <w:cantSplit/>
+        </w:trPr>
         <w:tc>
           <w:tcPr>
             <w:tcW w:type="dxa" w:w="2880"/>
@@ -5849,6 +6169,9 @@
         </w:tc>
       </w:tr>
       <w:tr>
+        <w:trPr>
+          <w:cantSplit/>
+        </w:trPr>
         <w:tc>
           <w:tcPr>
             <w:tcW w:type="dxa" w:w="2880"/>
@@ -5890,6 +6213,9 @@
         </w:tc>
       </w:tr>
       <w:tr>
+        <w:trPr>
+          <w:cantSplit/>
+        </w:trPr>
         <w:tc>
           <w:tcPr>
             <w:tcW w:type="dxa" w:w="2880"/>
@@ -5931,6 +6257,9 @@
         </w:tc>
       </w:tr>
       <w:tr>
+        <w:trPr>
+          <w:cantSplit/>
+        </w:trPr>
         <w:tc>
           <w:tcPr>
             <w:tcW w:type="dxa" w:w="2880"/>
@@ -5972,6 +6301,9 @@
         </w:tc>
       </w:tr>
       <w:tr>
+        <w:trPr>
+          <w:cantSplit/>
+        </w:trPr>
         <w:tc>
           <w:tcPr>
             <w:tcW w:type="dxa" w:w="2880"/>
@@ -6013,6 +6345,9 @@
         </w:tc>
       </w:tr>
       <w:tr>
+        <w:trPr>
+          <w:cantSplit/>
+        </w:trPr>
         <w:tc>
           <w:tcPr>
             <w:tcW w:type="dxa" w:w="2880"/>
@@ -6083,6 +6418,9 @@
         <w:gridCol w:w="2880"/>
       </w:tblGrid>
       <w:tr>
+        <w:trPr>
+          <w:cantSplit/>
+        </w:trPr>
         <w:tc>
           <w:tcPr>
             <w:tcW w:type="dxa" w:w="2880"/>
@@ -6127,6 +6465,9 @@
         </w:tc>
       </w:tr>
       <w:tr>
+        <w:trPr>
+          <w:cantSplit/>
+        </w:trPr>
         <w:tc>
           <w:tcPr>
             <w:tcW w:type="dxa" w:w="2880"/>
@@ -6168,6 +6509,9 @@
         </w:tc>
       </w:tr>
       <w:tr>
+        <w:trPr>
+          <w:cantSplit/>
+        </w:trPr>
         <w:tc>
           <w:tcPr>
             <w:tcW w:type="dxa" w:w="2880"/>
@@ -6209,6 +6553,9 @@
         </w:tc>
       </w:tr>
       <w:tr>
+        <w:trPr>
+          <w:cantSplit/>
+        </w:trPr>
         <w:tc>
           <w:tcPr>
             <w:tcW w:type="dxa" w:w="2880"/>
@@ -6274,6 +6621,9 @@
         <w:gridCol w:w="2880"/>
       </w:tblGrid>
       <w:tr>
+        <w:trPr>
+          <w:cantSplit/>
+        </w:trPr>
         <w:tc>
           <w:tcPr>
             <w:tcW w:type="dxa" w:w="2880"/>
@@ -6318,6 +6668,9 @@
         </w:tc>
       </w:tr>
       <w:tr>
+        <w:trPr>
+          <w:cantSplit/>
+        </w:trPr>
         <w:tc>
           <w:tcPr>
             <w:tcW w:type="dxa" w:w="2880"/>
@@ -6359,6 +6712,9 @@
         </w:tc>
       </w:tr>
       <w:tr>
+        <w:trPr>
+          <w:cantSplit/>
+        </w:trPr>
         <w:tc>
           <w:tcPr>
             <w:tcW w:type="dxa" w:w="2880"/>
@@ -6400,6 +6756,9 @@
         </w:tc>
       </w:tr>
       <w:tr>
+        <w:trPr>
+          <w:cantSplit/>
+        </w:trPr>
         <w:tc>
           <w:tcPr>
             <w:tcW w:type="dxa" w:w="2880"/>
@@ -6476,6 +6835,9 @@
         <w:gridCol w:w="4320"/>
       </w:tblGrid>
       <w:tr>
+        <w:trPr>
+          <w:cantSplit/>
+        </w:trPr>
         <w:tc>
           <w:tcPr>
             <w:tcW w:type="dxa" w:w="4320"/>
@@ -6506,6 +6868,9 @@
         </w:tc>
       </w:tr>
       <w:tr>
+        <w:trPr>
+          <w:cantSplit/>
+        </w:trPr>
         <w:tc>
           <w:tcPr>
             <w:tcW w:type="dxa" w:w="4320"/>
@@ -6534,6 +6899,9 @@
         </w:tc>
       </w:tr>
       <w:tr>
+        <w:trPr>
+          <w:cantSplit/>
+        </w:trPr>
         <w:tc>
           <w:tcPr>
             <w:tcW w:type="dxa" w:w="4320"/>
@@ -6562,6 +6930,9 @@
         </w:tc>
       </w:tr>
       <w:tr>
+        <w:trPr>
+          <w:cantSplit/>
+        </w:trPr>
         <w:tc>
           <w:tcPr>
             <w:tcW w:type="dxa" w:w="4320"/>
@@ -6590,6 +6961,9 @@
         </w:tc>
       </w:tr>
       <w:tr>
+        <w:trPr>
+          <w:cantSplit/>
+        </w:trPr>
         <w:tc>
           <w:tcPr>
             <w:tcW w:type="dxa" w:w="4320"/>
@@ -6618,6 +6992,9 @@
         </w:tc>
       </w:tr>
       <w:tr>
+        <w:trPr>
+          <w:cantSplit/>
+        </w:trPr>
         <w:tc>
           <w:tcPr>
             <w:tcW w:type="dxa" w:w="4320"/>
@@ -6646,6 +7023,9 @@
         </w:tc>
       </w:tr>
       <w:tr>
+        <w:trPr>
+          <w:cantSplit/>
+        </w:trPr>
         <w:tc>
           <w:tcPr>
             <w:tcW w:type="dxa" w:w="4320"/>
@@ -6674,6 +7054,9 @@
         </w:tc>
       </w:tr>
       <w:tr>
+        <w:trPr>
+          <w:cantSplit/>
+        </w:trPr>
         <w:tc>
           <w:tcPr>
             <w:tcW w:type="dxa" w:w="4320"/>
@@ -6715,6 +7098,8 @@
     </w:p>
     <w:p>
       <w:pPr>
+        <w:keepNext/>
+        <w:spacing w:before="120" w:after="40"/>
         <w:jc w:val="center"/>
       </w:pPr>
       <w:r>
@@ -6754,6 +7139,8 @@
     </w:p>
     <w:p>
       <w:pPr>
+        <w:keepLines/>
+        <w:spacing w:before="0" w:after="200"/>
         <w:jc w:val="center"/>
       </w:pPr>
       <w:r>
@@ -6779,6 +7166,9 @@
         <w:gridCol w:w="2160"/>
       </w:tblGrid>
       <w:tr>
+        <w:trPr>
+          <w:cantSplit/>
+        </w:trPr>
         <w:tc>
           <w:tcPr>
             <w:tcW w:type="dxa" w:w="2160"/>
@@ -6837,6 +7227,9 @@
         </w:tc>
       </w:tr>
       <w:tr>
+        <w:trPr>
+          <w:cantSplit/>
+        </w:trPr>
         <w:tc>
           <w:tcPr>
             <w:tcW w:type="dxa" w:w="2160"/>
@@ -6891,6 +7284,9 @@
         </w:tc>
       </w:tr>
       <w:tr>
+        <w:trPr>
+          <w:cantSplit/>
+        </w:trPr>
         <w:tc>
           <w:tcPr>
             <w:tcW w:type="dxa" w:w="2160"/>
@@ -6945,6 +7341,9 @@
         </w:tc>
       </w:tr>
       <w:tr>
+        <w:trPr>
+          <w:cantSplit/>
+        </w:trPr>
         <w:tc>
           <w:tcPr>
             <w:tcW w:type="dxa" w:w="2160"/>
@@ -7104,6 +7503,9 @@
         <w:gridCol w:w="2880"/>
       </w:tblGrid>
       <w:tr>
+        <w:trPr>
+          <w:cantSplit/>
+        </w:trPr>
         <w:tc>
           <w:tcPr>
             <w:tcW w:type="dxa" w:w="2880"/>
@@ -7148,6 +7550,9 @@
         </w:tc>
       </w:tr>
       <w:tr>
+        <w:trPr>
+          <w:cantSplit/>
+        </w:trPr>
         <w:tc>
           <w:tcPr>
             <w:tcW w:type="dxa" w:w="2880"/>
@@ -7189,6 +7594,9 @@
         </w:tc>
       </w:tr>
       <w:tr>
+        <w:trPr>
+          <w:cantSplit/>
+        </w:trPr>
         <w:tc>
           <w:tcPr>
             <w:tcW w:type="dxa" w:w="2880"/>
@@ -7230,6 +7638,9 @@
         </w:tc>
       </w:tr>
       <w:tr>
+        <w:trPr>
+          <w:cantSplit/>
+        </w:trPr>
         <w:tc>
           <w:tcPr>
             <w:tcW w:type="dxa" w:w="2880"/>
@@ -7372,6 +7783,8 @@
     </w:p>
     <w:p>
       <w:pPr>
+        <w:keepNext/>
+        <w:spacing w:before="120" w:after="40"/>
         <w:jc w:val="center"/>
       </w:pPr>
       <w:r>
@@ -7411,6 +7824,8 @@
     </w:p>
     <w:p>
       <w:pPr>
+        <w:keepLines/>
+        <w:spacing w:before="0" w:after="200"/>
         <w:jc w:val="center"/>
       </w:pPr>
       <w:r>
@@ -7436,6 +7851,9 @@
         <w:gridCol w:w="2160"/>
       </w:tblGrid>
       <w:tr>
+        <w:trPr>
+          <w:cantSplit/>
+        </w:trPr>
         <w:tc>
           <w:tcPr>
             <w:tcW w:type="dxa" w:w="2160"/>
@@ -7494,6 +7912,9 @@
         </w:tc>
       </w:tr>
       <w:tr>
+        <w:trPr>
+          <w:cantSplit/>
+        </w:trPr>
         <w:tc>
           <w:tcPr>
             <w:tcW w:type="dxa" w:w="2160"/>
@@ -7548,6 +7969,9 @@
         </w:tc>
       </w:tr>
       <w:tr>
+        <w:trPr>
+          <w:cantSplit/>
+        </w:trPr>
         <w:tc>
           <w:tcPr>
             <w:tcW w:type="dxa" w:w="2160"/>
@@ -7602,6 +8026,9 @@
         </w:tc>
       </w:tr>
       <w:tr>
+        <w:trPr>
+          <w:cantSplit/>
+        </w:trPr>
         <w:tc>
           <w:tcPr>
             <w:tcW w:type="dxa" w:w="2160"/>
@@ -7656,6 +8083,9 @@
         </w:tc>
       </w:tr>
       <w:tr>
+        <w:trPr>
+          <w:cantSplit/>
+        </w:trPr>
         <w:tc>
           <w:tcPr>
             <w:tcW w:type="dxa" w:w="2160"/>
@@ -7710,6 +8140,9 @@
         </w:tc>
       </w:tr>
       <w:tr>
+        <w:trPr>
+          <w:cantSplit/>
+        </w:trPr>
         <w:tc>
           <w:tcPr>
             <w:tcW w:type="dxa" w:w="2160"/>
@@ -7777,6 +8210,8 @@
     </w:p>
     <w:p>
       <w:pPr>
+        <w:keepNext/>
+        <w:spacing w:before="120" w:after="40"/>
         <w:jc w:val="center"/>
       </w:pPr>
       <w:r>
@@ -7816,6 +8251,8 @@
     </w:p>
     <w:p>
       <w:pPr>
+        <w:keepLines/>
+        <w:spacing w:before="0" w:after="200"/>
         <w:jc w:val="center"/>
       </w:pPr>
       <w:r>
@@ -7841,6 +8278,9 @@
         <w:gridCol w:w="2160"/>
       </w:tblGrid>
       <w:tr>
+        <w:trPr>
+          <w:cantSplit/>
+        </w:trPr>
         <w:tc>
           <w:tcPr>
             <w:tcW w:type="dxa" w:w="2160"/>
@@ -7899,6 +8339,9 @@
         </w:tc>
       </w:tr>
       <w:tr>
+        <w:trPr>
+          <w:cantSplit/>
+        </w:trPr>
         <w:tc>
           <w:tcPr>
             <w:tcW w:type="dxa" w:w="2160"/>
@@ -7953,6 +8396,9 @@
         </w:tc>
       </w:tr>
       <w:tr>
+        <w:trPr>
+          <w:cantSplit/>
+        </w:trPr>
         <w:tc>
           <w:tcPr>
             <w:tcW w:type="dxa" w:w="2160"/>
@@ -8007,6 +8453,9 @@
         </w:tc>
       </w:tr>
       <w:tr>
+        <w:trPr>
+          <w:cantSplit/>
+        </w:trPr>
         <w:tc>
           <w:tcPr>
             <w:tcW w:type="dxa" w:w="2160"/>
@@ -8061,6 +8510,9 @@
         </w:tc>
       </w:tr>
       <w:tr>
+        <w:trPr>
+          <w:cantSplit/>
+        </w:trPr>
         <w:tc>
           <w:tcPr>
             <w:tcW w:type="dxa" w:w="2160"/>
@@ -8115,6 +8567,9 @@
         </w:tc>
       </w:tr>
       <w:tr>
+        <w:trPr>
+          <w:cantSplit/>
+        </w:trPr>
         <w:tc>
           <w:tcPr>
             <w:tcW w:type="dxa" w:w="2160"/>
@@ -8183,6 +8638,9 @@
         <w:gridCol w:w="2880"/>
       </w:tblGrid>
       <w:tr>
+        <w:trPr>
+          <w:cantSplit/>
+        </w:trPr>
         <w:tc>
           <w:tcPr>
             <w:tcW w:type="dxa" w:w="2880"/>
@@ -8227,6 +8685,9 @@
         </w:tc>
       </w:tr>
       <w:tr>
+        <w:trPr>
+          <w:cantSplit/>
+        </w:trPr>
         <w:tc>
           <w:tcPr>
             <w:tcW w:type="dxa" w:w="2880"/>
@@ -8268,6 +8729,9 @@
         </w:tc>
       </w:tr>
       <w:tr>
+        <w:trPr>
+          <w:cantSplit/>
+        </w:trPr>
         <w:tc>
           <w:tcPr>
             <w:tcW w:type="dxa" w:w="2880"/>
@@ -8309,6 +8773,9 @@
         </w:tc>
       </w:tr>
       <w:tr>
+        <w:trPr>
+          <w:cantSplit/>
+        </w:trPr>
         <w:tc>
           <w:tcPr>
             <w:tcW w:type="dxa" w:w="2880"/>
@@ -8350,6 +8817,9 @@
         </w:tc>
       </w:tr>
       <w:tr>
+        <w:trPr>
+          <w:cantSplit/>
+        </w:trPr>
         <w:tc>
           <w:tcPr>
             <w:tcW w:type="dxa" w:w="2880"/>
@@ -8418,6 +8888,8 @@
     </w:p>
     <w:p>
       <w:pPr>
+        <w:keepNext/>
+        <w:spacing w:before="120" w:after="40"/>
         <w:jc w:val="center"/>
       </w:pPr>
       <w:r>
@@ -8457,6 +8929,8 @@
     </w:p>
     <w:p>
       <w:pPr>
+        <w:keepLines/>
+        <w:spacing w:before="0" w:after="200"/>
         <w:jc w:val="center"/>
       </w:pPr>
       <w:r>

--- a/docs/report/SDACS_Final_Report_v6.docx
+++ b/docs/report/SDACS_Final_Report_v6.docx
@@ -439,6 +439,9 @@
             <w:tcW w:type="dxa" w:w="2880"/>
           </w:tcPr>
           <w:p>
+            <w:pPr>
+              <w:keepNext/>
+            </w:pPr>
             <w:r>
               <w:rPr>
                 <w:b/>
@@ -453,6 +456,9 @@
             <w:tcW w:type="dxa" w:w="2880"/>
           </w:tcPr>
           <w:p>
+            <w:pPr>
+              <w:keepNext/>
+            </w:pPr>
             <w:r>
               <w:rPr>
                 <w:b/>
@@ -467,6 +473,9 @@
             <w:tcW w:type="dxa" w:w="2880"/>
           </w:tcPr>
           <w:p>
+            <w:pPr>
+              <w:keepNext/>
+            </w:pPr>
             <w:r>
               <w:rPr>
                 <w:b/>
@@ -486,6 +495,9 @@
             <w:tcW w:type="dxa" w:w="2880"/>
           </w:tcPr>
           <w:p>
+            <w:pPr>
+              <w:keepNext/>
+            </w:pPr>
             <w:r>
               <w:rPr>
                 <w:sz w:val="18"/>
@@ -499,6 +511,9 @@
             <w:tcW w:type="dxa" w:w="2880"/>
           </w:tcPr>
           <w:p>
+            <w:pPr>
+              <w:keepNext/>
+            </w:pPr>
             <w:r>
               <w:rPr>
                 <w:sz w:val="18"/>
@@ -512,6 +527,9 @@
             <w:tcW w:type="dxa" w:w="2880"/>
           </w:tcPr>
           <w:p>
+            <w:pPr>
+              <w:keepNext/>
+            </w:pPr>
             <w:r>
               <w:rPr>
                 <w:sz w:val="18"/>
@@ -530,6 +548,9 @@
             <w:tcW w:type="dxa" w:w="2880"/>
           </w:tcPr>
           <w:p>
+            <w:pPr>
+              <w:keepNext/>
+            </w:pPr>
             <w:r>
               <w:rPr>
                 <w:sz w:val="18"/>
@@ -543,6 +564,9 @@
             <w:tcW w:type="dxa" w:w="2880"/>
           </w:tcPr>
           <w:p>
+            <w:pPr>
+              <w:keepNext/>
+            </w:pPr>
             <w:r>
               <w:rPr>
                 <w:sz w:val="18"/>
@@ -556,6 +580,9 @@
             <w:tcW w:type="dxa" w:w="2880"/>
           </w:tcPr>
           <w:p>
+            <w:pPr>
+              <w:keepNext/>
+            </w:pPr>
             <w:r>
               <w:rPr>
                 <w:sz w:val="18"/>
@@ -574,6 +601,9 @@
             <w:tcW w:type="dxa" w:w="2880"/>
           </w:tcPr>
           <w:p>
+            <w:pPr>
+              <w:keepNext/>
+            </w:pPr>
             <w:r>
               <w:rPr>
                 <w:sz w:val="18"/>
@@ -587,6 +617,9 @@
             <w:tcW w:type="dxa" w:w="2880"/>
           </w:tcPr>
           <w:p>
+            <w:pPr>
+              <w:keepNext/>
+            </w:pPr>
             <w:r>
               <w:rPr>
                 <w:sz w:val="18"/>
@@ -600,6 +633,9 @@
             <w:tcW w:type="dxa" w:w="2880"/>
           </w:tcPr>
           <w:p>
+            <w:pPr>
+              <w:keepNext/>
+            </w:pPr>
             <w:r>
               <w:rPr>
                 <w:sz w:val="18"/>
@@ -618,6 +654,9 @@
             <w:tcW w:type="dxa" w:w="2880"/>
           </w:tcPr>
           <w:p>
+            <w:pPr>
+              <w:keepNext/>
+            </w:pPr>
             <w:r>
               <w:rPr>
                 <w:sz w:val="18"/>
@@ -631,6 +670,9 @@
             <w:tcW w:type="dxa" w:w="2880"/>
           </w:tcPr>
           <w:p>
+            <w:pPr>
+              <w:keepNext/>
+            </w:pPr>
             <w:r>
               <w:rPr>
                 <w:sz w:val="18"/>
@@ -644,6 +686,9 @@
             <w:tcW w:type="dxa" w:w="2880"/>
           </w:tcPr>
           <w:p>
+            <w:pPr>
+              <w:keepNext/>
+            </w:pPr>
             <w:r>
               <w:rPr>
                 <w:sz w:val="18"/>
@@ -735,6 +780,9 @@
             <w:tcW w:type="dxa" w:w="2880"/>
           </w:tcPr>
           <w:p>
+            <w:pPr>
+              <w:keepNext/>
+            </w:pPr>
             <w:r>
               <w:rPr>
                 <w:b/>
@@ -749,6 +797,9 @@
             <w:tcW w:type="dxa" w:w="2880"/>
           </w:tcPr>
           <w:p>
+            <w:pPr>
+              <w:keepNext/>
+            </w:pPr>
             <w:r>
               <w:rPr>
                 <w:b/>
@@ -763,6 +814,9 @@
             <w:tcW w:type="dxa" w:w="2880"/>
           </w:tcPr>
           <w:p>
+            <w:pPr>
+              <w:keepNext/>
+            </w:pPr>
             <w:r>
               <w:rPr>
                 <w:b/>
@@ -782,6 +836,9 @@
             <w:tcW w:type="dxa" w:w="2880"/>
           </w:tcPr>
           <w:p>
+            <w:pPr>
+              <w:keepNext/>
+            </w:pPr>
             <w:r>
               <w:rPr>
                 <w:sz w:val="18"/>
@@ -795,6 +852,9 @@
             <w:tcW w:type="dxa" w:w="2880"/>
           </w:tcPr>
           <w:p>
+            <w:pPr>
+              <w:keepNext/>
+            </w:pPr>
             <w:r>
               <w:rPr>
                 <w:sz w:val="18"/>
@@ -808,6 +868,9 @@
             <w:tcW w:type="dxa" w:w="2880"/>
           </w:tcPr>
           <w:p>
+            <w:pPr>
+              <w:keepNext/>
+            </w:pPr>
             <w:r>
               <w:rPr>
                 <w:sz w:val="18"/>
@@ -826,6 +889,9 @@
             <w:tcW w:type="dxa" w:w="2880"/>
           </w:tcPr>
           <w:p>
+            <w:pPr>
+              <w:keepNext/>
+            </w:pPr>
             <w:r>
               <w:rPr>
                 <w:sz w:val="18"/>
@@ -839,6 +905,9 @@
             <w:tcW w:type="dxa" w:w="2880"/>
           </w:tcPr>
           <w:p>
+            <w:pPr>
+              <w:keepNext/>
+            </w:pPr>
             <w:r>
               <w:rPr>
                 <w:sz w:val="18"/>
@@ -852,6 +921,9 @@
             <w:tcW w:type="dxa" w:w="2880"/>
           </w:tcPr>
           <w:p>
+            <w:pPr>
+              <w:keepNext/>
+            </w:pPr>
             <w:r>
               <w:rPr>
                 <w:sz w:val="18"/>
@@ -870,6 +942,9 @@
             <w:tcW w:type="dxa" w:w="2880"/>
           </w:tcPr>
           <w:p>
+            <w:pPr>
+              <w:keepNext/>
+            </w:pPr>
             <w:r>
               <w:rPr>
                 <w:sz w:val="18"/>
@@ -883,6 +958,9 @@
             <w:tcW w:type="dxa" w:w="2880"/>
           </w:tcPr>
           <w:p>
+            <w:pPr>
+              <w:keepNext/>
+            </w:pPr>
             <w:r>
               <w:rPr>
                 <w:sz w:val="18"/>
@@ -896,6 +974,9 @@
             <w:tcW w:type="dxa" w:w="2880"/>
           </w:tcPr>
           <w:p>
+            <w:pPr>
+              <w:keepNext/>
+            </w:pPr>
             <w:r>
               <w:rPr>
                 <w:sz w:val="18"/>
@@ -1080,6 +1161,9 @@
             <w:tcW w:type="dxa" w:w="2160"/>
           </w:tcPr>
           <w:p>
+            <w:pPr>
+              <w:keepNext/>
+            </w:pPr>
             <w:r>
               <w:rPr>
                 <w:b/>
@@ -1094,6 +1178,9 @@
             <w:tcW w:type="dxa" w:w="2160"/>
           </w:tcPr>
           <w:p>
+            <w:pPr>
+              <w:keepNext/>
+            </w:pPr>
             <w:r>
               <w:rPr>
                 <w:b/>
@@ -1108,6 +1195,9 @@
             <w:tcW w:type="dxa" w:w="2160"/>
           </w:tcPr>
           <w:p>
+            <w:pPr>
+              <w:keepNext/>
+            </w:pPr>
             <w:r>
               <w:rPr>
                 <w:b/>
@@ -1122,6 +1212,9 @@
             <w:tcW w:type="dxa" w:w="2160"/>
           </w:tcPr>
           <w:p>
+            <w:pPr>
+              <w:keepNext/>
+            </w:pPr>
             <w:r>
               <w:rPr>
                 <w:b/>
@@ -1141,6 +1234,9 @@
             <w:tcW w:type="dxa" w:w="2160"/>
           </w:tcPr>
           <w:p>
+            <w:pPr>
+              <w:keepNext/>
+            </w:pPr>
             <w:r>
               <w:rPr>
                 <w:sz w:val="18"/>
@@ -1154,6 +1250,9 @@
             <w:tcW w:type="dxa" w:w="2160"/>
           </w:tcPr>
           <w:p>
+            <w:pPr>
+              <w:keepNext/>
+            </w:pPr>
             <w:r>
               <w:rPr>
                 <w:sz w:val="18"/>
@@ -1167,6 +1266,9 @@
             <w:tcW w:type="dxa" w:w="2160"/>
           </w:tcPr>
           <w:p>
+            <w:pPr>
+              <w:keepNext/>
+            </w:pPr>
             <w:r>
               <w:rPr>
                 <w:sz w:val="18"/>
@@ -1180,6 +1282,9 @@
             <w:tcW w:type="dxa" w:w="2160"/>
           </w:tcPr>
           <w:p>
+            <w:pPr>
+              <w:keepNext/>
+            </w:pPr>
             <w:r>
               <w:rPr>
                 <w:sz w:val="18"/>
@@ -1198,6 +1303,9 @@
             <w:tcW w:type="dxa" w:w="2160"/>
           </w:tcPr>
           <w:p>
+            <w:pPr>
+              <w:keepNext/>
+            </w:pPr>
             <w:r>
               <w:rPr>
                 <w:sz w:val="18"/>
@@ -1211,6 +1319,9 @@
             <w:tcW w:type="dxa" w:w="2160"/>
           </w:tcPr>
           <w:p>
+            <w:pPr>
+              <w:keepNext/>
+            </w:pPr>
             <w:r>
               <w:rPr>
                 <w:sz w:val="18"/>
@@ -1224,6 +1335,9 @@
             <w:tcW w:type="dxa" w:w="2160"/>
           </w:tcPr>
           <w:p>
+            <w:pPr>
+              <w:keepNext/>
+            </w:pPr>
             <w:r>
               <w:rPr>
                 <w:sz w:val="18"/>
@@ -1237,6 +1351,9 @@
             <w:tcW w:type="dxa" w:w="2160"/>
           </w:tcPr>
           <w:p>
+            <w:pPr>
+              <w:keepNext/>
+            </w:pPr>
             <w:r>
               <w:rPr>
                 <w:sz w:val="18"/>
@@ -1255,6 +1372,9 @@
             <w:tcW w:type="dxa" w:w="2160"/>
           </w:tcPr>
           <w:p>
+            <w:pPr>
+              <w:keepNext/>
+            </w:pPr>
             <w:r>
               <w:rPr>
                 <w:sz w:val="18"/>
@@ -1268,6 +1388,9 @@
             <w:tcW w:type="dxa" w:w="2160"/>
           </w:tcPr>
           <w:p>
+            <w:pPr>
+              <w:keepNext/>
+            </w:pPr>
             <w:r>
               <w:rPr>
                 <w:sz w:val="18"/>
@@ -1281,6 +1404,9 @@
             <w:tcW w:type="dxa" w:w="2160"/>
           </w:tcPr>
           <w:p>
+            <w:pPr>
+              <w:keepNext/>
+            </w:pPr>
             <w:r>
               <w:rPr>
                 <w:sz w:val="18"/>
@@ -1294,6 +1420,9 @@
             <w:tcW w:type="dxa" w:w="2160"/>
           </w:tcPr>
           <w:p>
+            <w:pPr>
+              <w:keepNext/>
+            </w:pPr>
             <w:r>
               <w:rPr>
                 <w:sz w:val="18"/>
@@ -1394,6 +1523,9 @@
             <w:tcW w:type="dxa" w:w="4320"/>
           </w:tcPr>
           <w:p>
+            <w:pPr>
+              <w:keepNext/>
+            </w:pPr>
             <w:r>
               <w:rPr>
                 <w:b/>
@@ -1408,6 +1540,9 @@
             <w:tcW w:type="dxa" w:w="4320"/>
           </w:tcPr>
           <w:p>
+            <w:pPr>
+              <w:keepNext/>
+            </w:pPr>
             <w:r>
               <w:rPr>
                 <w:b/>
@@ -1427,6 +1562,9 @@
             <w:tcW w:type="dxa" w:w="4320"/>
           </w:tcPr>
           <w:p>
+            <w:pPr>
+              <w:keepNext/>
+            </w:pPr>
             <w:r>
               <w:rPr>
                 <w:sz w:val="18"/>
@@ -1440,6 +1578,9 @@
             <w:tcW w:type="dxa" w:w="4320"/>
           </w:tcPr>
           <w:p>
+            <w:pPr>
+              <w:keepNext/>
+            </w:pPr>
             <w:r>
               <w:rPr>
                 <w:sz w:val="18"/>
@@ -1458,6 +1599,9 @@
             <w:tcW w:type="dxa" w:w="4320"/>
           </w:tcPr>
           <w:p>
+            <w:pPr>
+              <w:keepNext/>
+            </w:pPr>
             <w:r>
               <w:rPr>
                 <w:sz w:val="18"/>
@@ -1471,6 +1615,9 @@
             <w:tcW w:type="dxa" w:w="4320"/>
           </w:tcPr>
           <w:p>
+            <w:pPr>
+              <w:keepNext/>
+            </w:pPr>
             <w:r>
               <w:rPr>
                 <w:sz w:val="18"/>
@@ -1489,6 +1636,9 @@
             <w:tcW w:type="dxa" w:w="4320"/>
           </w:tcPr>
           <w:p>
+            <w:pPr>
+              <w:keepNext/>
+            </w:pPr>
             <w:r>
               <w:rPr>
                 <w:sz w:val="18"/>
@@ -1502,6 +1652,9 @@
             <w:tcW w:type="dxa" w:w="4320"/>
           </w:tcPr>
           <w:p>
+            <w:pPr>
+              <w:keepNext/>
+            </w:pPr>
             <w:r>
               <w:rPr>
                 <w:sz w:val="18"/>
@@ -1637,6 +1790,9 @@
             <w:tcW w:type="dxa" w:w="2160"/>
           </w:tcPr>
           <w:p>
+            <w:pPr>
+              <w:keepNext/>
+            </w:pPr>
             <w:r>
               <w:rPr>
                 <w:b/>
@@ -1651,6 +1807,9 @@
             <w:tcW w:type="dxa" w:w="2160"/>
           </w:tcPr>
           <w:p>
+            <w:pPr>
+              <w:keepNext/>
+            </w:pPr>
             <w:r>
               <w:rPr>
                 <w:b/>
@@ -1665,6 +1824,9 @@
             <w:tcW w:type="dxa" w:w="2160"/>
           </w:tcPr>
           <w:p>
+            <w:pPr>
+              <w:keepNext/>
+            </w:pPr>
             <w:r>
               <w:rPr>
                 <w:b/>
@@ -1679,6 +1841,9 @@
             <w:tcW w:type="dxa" w:w="2160"/>
           </w:tcPr>
           <w:p>
+            <w:pPr>
+              <w:keepNext/>
+            </w:pPr>
             <w:r>
               <w:rPr>
                 <w:b/>
@@ -1698,6 +1863,9 @@
             <w:tcW w:type="dxa" w:w="2160"/>
           </w:tcPr>
           <w:p>
+            <w:pPr>
+              <w:keepNext/>
+            </w:pPr>
             <w:r>
               <w:rPr>
                 <w:sz w:val="18"/>
@@ -1711,6 +1879,9 @@
             <w:tcW w:type="dxa" w:w="2160"/>
           </w:tcPr>
           <w:p>
+            <w:pPr>
+              <w:keepNext/>
+            </w:pPr>
             <w:r>
               <w:rPr>
                 <w:sz w:val="18"/>
@@ -1724,6 +1895,9 @@
             <w:tcW w:type="dxa" w:w="2160"/>
           </w:tcPr>
           <w:p>
+            <w:pPr>
+              <w:keepNext/>
+            </w:pPr>
             <w:r>
               <w:rPr>
                 <w:sz w:val="18"/>
@@ -1737,6 +1911,9 @@
             <w:tcW w:type="dxa" w:w="2160"/>
           </w:tcPr>
           <w:p>
+            <w:pPr>
+              <w:keepNext/>
+            </w:pPr>
             <w:r>
               <w:rPr>
                 <w:sz w:val="18"/>
@@ -1755,6 +1932,9 @@
             <w:tcW w:type="dxa" w:w="2160"/>
           </w:tcPr>
           <w:p>
+            <w:pPr>
+              <w:keepNext/>
+            </w:pPr>
             <w:r>
               <w:rPr>
                 <w:sz w:val="18"/>
@@ -1768,6 +1948,9 @@
             <w:tcW w:type="dxa" w:w="2160"/>
           </w:tcPr>
           <w:p>
+            <w:pPr>
+              <w:keepNext/>
+            </w:pPr>
             <w:r>
               <w:rPr>
                 <w:sz w:val="18"/>
@@ -1781,6 +1964,9 @@
             <w:tcW w:type="dxa" w:w="2160"/>
           </w:tcPr>
           <w:p>
+            <w:pPr>
+              <w:keepNext/>
+            </w:pPr>
             <w:r>
               <w:rPr>
                 <w:sz w:val="18"/>
@@ -1794,6 +1980,9 @@
             <w:tcW w:type="dxa" w:w="2160"/>
           </w:tcPr>
           <w:p>
+            <w:pPr>
+              <w:keepNext/>
+            </w:pPr>
             <w:r>
               <w:rPr>
                 <w:sz w:val="18"/>
@@ -1812,6 +2001,9 @@
             <w:tcW w:type="dxa" w:w="2160"/>
           </w:tcPr>
           <w:p>
+            <w:pPr>
+              <w:keepNext/>
+            </w:pPr>
             <w:r>
               <w:rPr>
                 <w:sz w:val="18"/>
@@ -1825,6 +2017,9 @@
             <w:tcW w:type="dxa" w:w="2160"/>
           </w:tcPr>
           <w:p>
+            <w:pPr>
+              <w:keepNext/>
+            </w:pPr>
             <w:r>
               <w:rPr>
                 <w:sz w:val="18"/>
@@ -1838,6 +2033,9 @@
             <w:tcW w:type="dxa" w:w="2160"/>
           </w:tcPr>
           <w:p>
+            <w:pPr>
+              <w:keepNext/>
+            </w:pPr>
             <w:r>
               <w:rPr>
                 <w:sz w:val="18"/>
@@ -1851,6 +2049,9 @@
             <w:tcW w:type="dxa" w:w="2160"/>
           </w:tcPr>
           <w:p>
+            <w:pPr>
+              <w:keepNext/>
+            </w:pPr>
             <w:r>
               <w:rPr>
                 <w:sz w:val="18"/>
@@ -2154,6 +2355,9 @@
             <w:tcW w:type="dxa" w:w="2880"/>
           </w:tcPr>
           <w:p>
+            <w:pPr>
+              <w:keepNext/>
+            </w:pPr>
             <w:r>
               <w:rPr>
                 <w:b/>
@@ -2168,6 +2372,9 @@
             <w:tcW w:type="dxa" w:w="2880"/>
           </w:tcPr>
           <w:p>
+            <w:pPr>
+              <w:keepNext/>
+            </w:pPr>
             <w:r>
               <w:rPr>
                 <w:b/>
@@ -2182,6 +2389,9 @@
             <w:tcW w:type="dxa" w:w="2880"/>
           </w:tcPr>
           <w:p>
+            <w:pPr>
+              <w:keepNext/>
+            </w:pPr>
             <w:r>
               <w:rPr>
                 <w:b/>
@@ -2201,6 +2411,9 @@
             <w:tcW w:type="dxa" w:w="2880"/>
           </w:tcPr>
           <w:p>
+            <w:pPr>
+              <w:keepNext/>
+            </w:pPr>
             <w:r>
               <w:rPr>
                 <w:sz w:val="18"/>
@@ -2214,6 +2427,9 @@
             <w:tcW w:type="dxa" w:w="2880"/>
           </w:tcPr>
           <w:p>
+            <w:pPr>
+              <w:keepNext/>
+            </w:pPr>
             <w:r>
               <w:rPr>
                 <w:sz w:val="18"/>
@@ -2227,6 +2443,9 @@
             <w:tcW w:type="dxa" w:w="2880"/>
           </w:tcPr>
           <w:p>
+            <w:pPr>
+              <w:keepNext/>
+            </w:pPr>
             <w:r>
               <w:rPr>
                 <w:sz w:val="18"/>
@@ -2245,6 +2464,9 @@
             <w:tcW w:type="dxa" w:w="2880"/>
           </w:tcPr>
           <w:p>
+            <w:pPr>
+              <w:keepNext/>
+            </w:pPr>
             <w:r>
               <w:rPr>
                 <w:sz w:val="18"/>
@@ -2258,6 +2480,9 @@
             <w:tcW w:type="dxa" w:w="2880"/>
           </w:tcPr>
           <w:p>
+            <w:pPr>
+              <w:keepNext/>
+            </w:pPr>
             <w:r>
               <w:rPr>
                 <w:sz w:val="18"/>
@@ -2271,6 +2496,9 @@
             <w:tcW w:type="dxa" w:w="2880"/>
           </w:tcPr>
           <w:p>
+            <w:pPr>
+              <w:keepNext/>
+            </w:pPr>
             <w:r>
               <w:rPr>
                 <w:sz w:val="18"/>
@@ -2289,6 +2517,9 @@
             <w:tcW w:type="dxa" w:w="2880"/>
           </w:tcPr>
           <w:p>
+            <w:pPr>
+              <w:keepNext/>
+            </w:pPr>
             <w:r>
               <w:rPr>
                 <w:sz w:val="18"/>
@@ -2302,6 +2533,9 @@
             <w:tcW w:type="dxa" w:w="2880"/>
           </w:tcPr>
           <w:p>
+            <w:pPr>
+              <w:keepNext/>
+            </w:pPr>
             <w:r>
               <w:rPr>
                 <w:sz w:val="18"/>
@@ -2315,6 +2549,9 @@
             <w:tcW w:type="dxa" w:w="2880"/>
           </w:tcPr>
           <w:p>
+            <w:pPr>
+              <w:keepNext/>
+            </w:pPr>
             <w:r>
               <w:rPr>
                 <w:sz w:val="18"/>
@@ -2333,6 +2570,9 @@
             <w:tcW w:type="dxa" w:w="2880"/>
           </w:tcPr>
           <w:p>
+            <w:pPr>
+              <w:keepNext/>
+            </w:pPr>
             <w:r>
               <w:rPr>
                 <w:sz w:val="18"/>
@@ -2346,6 +2586,9 @@
             <w:tcW w:type="dxa" w:w="2880"/>
           </w:tcPr>
           <w:p>
+            <w:pPr>
+              <w:keepNext/>
+            </w:pPr>
             <w:r>
               <w:rPr>
                 <w:sz w:val="18"/>
@@ -2359,6 +2602,9 @@
             <w:tcW w:type="dxa" w:w="2880"/>
           </w:tcPr>
           <w:p>
+            <w:pPr>
+              <w:keepNext/>
+            </w:pPr>
             <w:r>
               <w:rPr>
                 <w:sz w:val="18"/>
@@ -2446,6 +2692,9 @@
             <w:tcW w:type="dxa" w:w="2160"/>
           </w:tcPr>
           <w:p>
+            <w:pPr>
+              <w:keepNext/>
+            </w:pPr>
             <w:r>
               <w:rPr>
                 <w:b/>
@@ -2460,6 +2709,9 @@
             <w:tcW w:type="dxa" w:w="2160"/>
           </w:tcPr>
           <w:p>
+            <w:pPr>
+              <w:keepNext/>
+            </w:pPr>
             <w:r>
               <w:rPr>
                 <w:b/>
@@ -2474,6 +2726,9 @@
             <w:tcW w:type="dxa" w:w="2160"/>
           </w:tcPr>
           <w:p>
+            <w:pPr>
+              <w:keepNext/>
+            </w:pPr>
             <w:r>
               <w:rPr>
                 <w:b/>
@@ -2488,6 +2743,9 @@
             <w:tcW w:type="dxa" w:w="2160"/>
           </w:tcPr>
           <w:p>
+            <w:pPr>
+              <w:keepNext/>
+            </w:pPr>
             <w:r>
               <w:rPr>
                 <w:b/>
@@ -2507,6 +2765,9 @@
             <w:tcW w:type="dxa" w:w="2160"/>
           </w:tcPr>
           <w:p>
+            <w:pPr>
+              <w:keepNext/>
+            </w:pPr>
             <w:r>
               <w:rPr>
                 <w:sz w:val="18"/>
@@ -2520,6 +2781,9 @@
             <w:tcW w:type="dxa" w:w="2160"/>
           </w:tcPr>
           <w:p>
+            <w:pPr>
+              <w:keepNext/>
+            </w:pPr>
             <w:r>
               <w:rPr>
                 <w:sz w:val="18"/>
@@ -2533,6 +2797,9 @@
             <w:tcW w:type="dxa" w:w="2160"/>
           </w:tcPr>
           <w:p>
+            <w:pPr>
+              <w:keepNext/>
+            </w:pPr>
             <w:r>
               <w:rPr>
                 <w:sz w:val="18"/>
@@ -2546,6 +2813,9 @@
             <w:tcW w:type="dxa" w:w="2160"/>
           </w:tcPr>
           <w:p>
+            <w:pPr>
+              <w:keepNext/>
+            </w:pPr>
             <w:r>
               <w:rPr>
                 <w:sz w:val="18"/>
@@ -2564,6 +2834,9 @@
             <w:tcW w:type="dxa" w:w="2160"/>
           </w:tcPr>
           <w:p>
+            <w:pPr>
+              <w:keepNext/>
+            </w:pPr>
             <w:r>
               <w:rPr>
                 <w:sz w:val="18"/>
@@ -2577,6 +2850,9 @@
             <w:tcW w:type="dxa" w:w="2160"/>
           </w:tcPr>
           <w:p>
+            <w:pPr>
+              <w:keepNext/>
+            </w:pPr>
             <w:r>
               <w:rPr>
                 <w:sz w:val="18"/>
@@ -2590,6 +2866,9 @@
             <w:tcW w:type="dxa" w:w="2160"/>
           </w:tcPr>
           <w:p>
+            <w:pPr>
+              <w:keepNext/>
+            </w:pPr>
             <w:r>
               <w:rPr>
                 <w:sz w:val="18"/>
@@ -2603,6 +2882,9 @@
             <w:tcW w:type="dxa" w:w="2160"/>
           </w:tcPr>
           <w:p>
+            <w:pPr>
+              <w:keepNext/>
+            </w:pPr>
             <w:r>
               <w:rPr>
                 <w:sz w:val="18"/>
@@ -2621,6 +2903,9 @@
             <w:tcW w:type="dxa" w:w="2160"/>
           </w:tcPr>
           <w:p>
+            <w:pPr>
+              <w:keepNext/>
+            </w:pPr>
             <w:r>
               <w:rPr>
                 <w:sz w:val="18"/>
@@ -2634,6 +2919,9 @@
             <w:tcW w:type="dxa" w:w="2160"/>
           </w:tcPr>
           <w:p>
+            <w:pPr>
+              <w:keepNext/>
+            </w:pPr>
             <w:r>
               <w:rPr>
                 <w:sz w:val="18"/>
@@ -2647,6 +2935,9 @@
             <w:tcW w:type="dxa" w:w="2160"/>
           </w:tcPr>
           <w:p>
+            <w:pPr>
+              <w:keepNext/>
+            </w:pPr>
             <w:r>
               <w:rPr>
                 <w:sz w:val="18"/>
@@ -2660,6 +2951,9 @@
             <w:tcW w:type="dxa" w:w="2160"/>
           </w:tcPr>
           <w:p>
+            <w:pPr>
+              <w:keepNext/>
+            </w:pPr>
             <w:r>
               <w:rPr>
                 <w:sz w:val="18"/>
@@ -2678,6 +2972,9 @@
             <w:tcW w:type="dxa" w:w="2160"/>
           </w:tcPr>
           <w:p>
+            <w:pPr>
+              <w:keepNext/>
+            </w:pPr>
             <w:r>
               <w:rPr>
                 <w:sz w:val="18"/>
@@ -2691,6 +2988,9 @@
             <w:tcW w:type="dxa" w:w="2160"/>
           </w:tcPr>
           <w:p>
+            <w:pPr>
+              <w:keepNext/>
+            </w:pPr>
             <w:r>
               <w:rPr>
                 <w:sz w:val="18"/>
@@ -2704,6 +3004,9 @@
             <w:tcW w:type="dxa" w:w="2160"/>
           </w:tcPr>
           <w:p>
+            <w:pPr>
+              <w:keepNext/>
+            </w:pPr>
             <w:r>
               <w:rPr>
                 <w:sz w:val="18"/>
@@ -2717,6 +3020,9 @@
             <w:tcW w:type="dxa" w:w="2160"/>
           </w:tcPr>
           <w:p>
+            <w:pPr>
+              <w:keepNext/>
+            </w:pPr>
             <w:r>
               <w:rPr>
                 <w:sz w:val="18"/>
@@ -2968,6 +3274,9 @@
             <w:tcW w:type="dxa" w:w="2160"/>
           </w:tcPr>
           <w:p>
+            <w:pPr>
+              <w:keepNext/>
+            </w:pPr>
             <w:r>
               <w:rPr>
                 <w:b/>
@@ -2982,6 +3291,9 @@
             <w:tcW w:type="dxa" w:w="2160"/>
           </w:tcPr>
           <w:p>
+            <w:pPr>
+              <w:keepNext/>
+            </w:pPr>
             <w:r>
               <w:rPr>
                 <w:b/>
@@ -2996,6 +3308,9 @@
             <w:tcW w:type="dxa" w:w="2160"/>
           </w:tcPr>
           <w:p>
+            <w:pPr>
+              <w:keepNext/>
+            </w:pPr>
             <w:r>
               <w:rPr>
                 <w:b/>
@@ -3010,6 +3325,9 @@
             <w:tcW w:type="dxa" w:w="2160"/>
           </w:tcPr>
           <w:p>
+            <w:pPr>
+              <w:keepNext/>
+            </w:pPr>
             <w:r>
               <w:rPr>
                 <w:b/>
@@ -3029,6 +3347,9 @@
             <w:tcW w:type="dxa" w:w="2160"/>
           </w:tcPr>
           <w:p>
+            <w:pPr>
+              <w:keepNext/>
+            </w:pPr>
             <w:r>
               <w:rPr>
                 <w:sz w:val="18"/>
@@ -3042,6 +3363,9 @@
             <w:tcW w:type="dxa" w:w="2160"/>
           </w:tcPr>
           <w:p>
+            <w:pPr>
+              <w:keepNext/>
+            </w:pPr>
             <w:r>
               <w:rPr>
                 <w:sz w:val="18"/>
@@ -3055,6 +3379,9 @@
             <w:tcW w:type="dxa" w:w="2160"/>
           </w:tcPr>
           <w:p>
+            <w:pPr>
+              <w:keepNext/>
+            </w:pPr>
             <w:r>
               <w:rPr>
                 <w:sz w:val="18"/>
@@ -3068,6 +3395,9 @@
             <w:tcW w:type="dxa" w:w="2160"/>
           </w:tcPr>
           <w:p>
+            <w:pPr>
+              <w:keepNext/>
+            </w:pPr>
             <w:r>
               <w:rPr>
                 <w:sz w:val="18"/>
@@ -3086,6 +3416,9 @@
             <w:tcW w:type="dxa" w:w="2160"/>
           </w:tcPr>
           <w:p>
+            <w:pPr>
+              <w:keepNext/>
+            </w:pPr>
             <w:r>
               <w:rPr>
                 <w:sz w:val="18"/>
@@ -3099,6 +3432,9 @@
             <w:tcW w:type="dxa" w:w="2160"/>
           </w:tcPr>
           <w:p>
+            <w:pPr>
+              <w:keepNext/>
+            </w:pPr>
             <w:r>
               <w:rPr>
                 <w:sz w:val="18"/>
@@ -3112,6 +3448,9 @@
             <w:tcW w:type="dxa" w:w="2160"/>
           </w:tcPr>
           <w:p>
+            <w:pPr>
+              <w:keepNext/>
+            </w:pPr>
             <w:r>
               <w:rPr>
                 <w:sz w:val="18"/>
@@ -3125,6 +3464,9 @@
             <w:tcW w:type="dxa" w:w="2160"/>
           </w:tcPr>
           <w:p>
+            <w:pPr>
+              <w:keepNext/>
+            </w:pPr>
             <w:r>
               <w:rPr>
                 <w:sz w:val="18"/>
@@ -3143,6 +3485,9 @@
             <w:tcW w:type="dxa" w:w="2160"/>
           </w:tcPr>
           <w:p>
+            <w:pPr>
+              <w:keepNext/>
+            </w:pPr>
             <w:r>
               <w:rPr>
                 <w:sz w:val="18"/>
@@ -3156,6 +3501,9 @@
             <w:tcW w:type="dxa" w:w="2160"/>
           </w:tcPr>
           <w:p>
+            <w:pPr>
+              <w:keepNext/>
+            </w:pPr>
             <w:r>
               <w:rPr>
                 <w:sz w:val="18"/>
@@ -3169,6 +3517,9 @@
             <w:tcW w:type="dxa" w:w="2160"/>
           </w:tcPr>
           <w:p>
+            <w:pPr>
+              <w:keepNext/>
+            </w:pPr>
             <w:r>
               <w:rPr>
                 <w:sz w:val="18"/>
@@ -3182,6 +3533,9 @@
             <w:tcW w:type="dxa" w:w="2160"/>
           </w:tcPr>
           <w:p>
+            <w:pPr>
+              <w:keepNext/>
+            </w:pPr>
             <w:r>
               <w:rPr>
                 <w:sz w:val="18"/>
@@ -3200,6 +3554,9 @@
             <w:tcW w:type="dxa" w:w="2160"/>
           </w:tcPr>
           <w:p>
+            <w:pPr>
+              <w:keepNext/>
+            </w:pPr>
             <w:r>
               <w:rPr>
                 <w:sz w:val="18"/>
@@ -3213,6 +3570,9 @@
             <w:tcW w:type="dxa" w:w="2160"/>
           </w:tcPr>
           <w:p>
+            <w:pPr>
+              <w:keepNext/>
+            </w:pPr>
             <w:r>
               <w:rPr>
                 <w:sz w:val="18"/>
@@ -3226,6 +3586,9 @@
             <w:tcW w:type="dxa" w:w="2160"/>
           </w:tcPr>
           <w:p>
+            <w:pPr>
+              <w:keepNext/>
+            </w:pPr>
             <w:r>
               <w:rPr>
                 <w:sz w:val="18"/>
@@ -3239,6 +3602,9 @@
             <w:tcW w:type="dxa" w:w="2160"/>
           </w:tcPr>
           <w:p>
+            <w:pPr>
+              <w:keepNext/>
+            </w:pPr>
             <w:r>
               <w:rPr>
                 <w:sz w:val="18"/>
@@ -3395,6 +3761,9 @@
             <w:tcW w:type="dxa" w:w="2160"/>
           </w:tcPr>
           <w:p>
+            <w:pPr>
+              <w:keepNext/>
+            </w:pPr>
             <w:r>
               <w:rPr>
                 <w:b/>
@@ -3409,6 +3778,9 @@
             <w:tcW w:type="dxa" w:w="2160"/>
           </w:tcPr>
           <w:p>
+            <w:pPr>
+              <w:keepNext/>
+            </w:pPr>
             <w:r>
               <w:rPr>
                 <w:b/>
@@ -3423,6 +3795,9 @@
             <w:tcW w:type="dxa" w:w="2160"/>
           </w:tcPr>
           <w:p>
+            <w:pPr>
+              <w:keepNext/>
+            </w:pPr>
             <w:r>
               <w:rPr>
                 <w:b/>
@@ -3437,6 +3812,9 @@
             <w:tcW w:type="dxa" w:w="2160"/>
           </w:tcPr>
           <w:p>
+            <w:pPr>
+              <w:keepNext/>
+            </w:pPr>
             <w:r>
               <w:rPr>
                 <w:b/>
@@ -3456,6 +3834,9 @@
             <w:tcW w:type="dxa" w:w="2160"/>
           </w:tcPr>
           <w:p>
+            <w:pPr>
+              <w:keepNext/>
+            </w:pPr>
             <w:r>
               <w:rPr>
                 <w:sz w:val="18"/>
@@ -3469,6 +3850,9 @@
             <w:tcW w:type="dxa" w:w="2160"/>
           </w:tcPr>
           <w:p>
+            <w:pPr>
+              <w:keepNext/>
+            </w:pPr>
             <w:r>
               <w:rPr>
                 <w:sz w:val="18"/>
@@ -3482,6 +3866,9 @@
             <w:tcW w:type="dxa" w:w="2160"/>
           </w:tcPr>
           <w:p>
+            <w:pPr>
+              <w:keepNext/>
+            </w:pPr>
             <w:r>
               <w:rPr>
                 <w:sz w:val="18"/>
@@ -3495,6 +3882,9 @@
             <w:tcW w:type="dxa" w:w="2160"/>
           </w:tcPr>
           <w:p>
+            <w:pPr>
+              <w:keepNext/>
+            </w:pPr>
             <w:r>
               <w:rPr>
                 <w:sz w:val="18"/>
@@ -3513,6 +3903,9 @@
             <w:tcW w:type="dxa" w:w="2160"/>
           </w:tcPr>
           <w:p>
+            <w:pPr>
+              <w:keepNext/>
+            </w:pPr>
             <w:r>
               <w:rPr>
                 <w:sz w:val="18"/>
@@ -3526,6 +3919,9 @@
             <w:tcW w:type="dxa" w:w="2160"/>
           </w:tcPr>
           <w:p>
+            <w:pPr>
+              <w:keepNext/>
+            </w:pPr>
             <w:r>
               <w:rPr>
                 <w:sz w:val="18"/>
@@ -3539,6 +3935,9 @@
             <w:tcW w:type="dxa" w:w="2160"/>
           </w:tcPr>
           <w:p>
+            <w:pPr>
+              <w:keepNext/>
+            </w:pPr>
             <w:r>
               <w:rPr>
                 <w:sz w:val="18"/>
@@ -3552,6 +3951,9 @@
             <w:tcW w:type="dxa" w:w="2160"/>
           </w:tcPr>
           <w:p>
+            <w:pPr>
+              <w:keepNext/>
+            </w:pPr>
             <w:r>
               <w:rPr>
                 <w:sz w:val="18"/>
@@ -3570,6 +3972,9 @@
             <w:tcW w:type="dxa" w:w="2160"/>
           </w:tcPr>
           <w:p>
+            <w:pPr>
+              <w:keepNext/>
+            </w:pPr>
             <w:r>
               <w:rPr>
                 <w:sz w:val="18"/>
@@ -3583,6 +3988,9 @@
             <w:tcW w:type="dxa" w:w="2160"/>
           </w:tcPr>
           <w:p>
+            <w:pPr>
+              <w:keepNext/>
+            </w:pPr>
             <w:r>
               <w:rPr>
                 <w:sz w:val="18"/>
@@ -3596,6 +4004,9 @@
             <w:tcW w:type="dxa" w:w="2160"/>
           </w:tcPr>
           <w:p>
+            <w:pPr>
+              <w:keepNext/>
+            </w:pPr>
             <w:r>
               <w:rPr>
                 <w:sz w:val="18"/>
@@ -3609,6 +4020,9 @@
             <w:tcW w:type="dxa" w:w="2160"/>
           </w:tcPr>
           <w:p>
+            <w:pPr>
+              <w:keepNext/>
+            </w:pPr>
             <w:r>
               <w:rPr>
                 <w:sz w:val="18"/>
@@ -3627,6 +4041,9 @@
             <w:tcW w:type="dxa" w:w="2160"/>
           </w:tcPr>
           <w:p>
+            <w:pPr>
+              <w:keepNext/>
+            </w:pPr>
             <w:r>
               <w:rPr>
                 <w:sz w:val="18"/>
@@ -3640,6 +4057,9 @@
             <w:tcW w:type="dxa" w:w="2160"/>
           </w:tcPr>
           <w:p>
+            <w:pPr>
+              <w:keepNext/>
+            </w:pPr>
             <w:r>
               <w:rPr>
                 <w:sz w:val="18"/>
@@ -3653,6 +4073,9 @@
             <w:tcW w:type="dxa" w:w="2160"/>
           </w:tcPr>
           <w:p>
+            <w:pPr>
+              <w:keepNext/>
+            </w:pPr>
             <w:r>
               <w:rPr>
                 <w:sz w:val="18"/>
@@ -3666,6 +4089,9 @@
             <w:tcW w:type="dxa" w:w="2160"/>
           </w:tcPr>
           <w:p>
+            <w:pPr>
+              <w:keepNext/>
+            </w:pPr>
             <w:r>
               <w:rPr>
                 <w:sz w:val="18"/>
@@ -3764,6 +4190,9 @@
             <w:tcW w:type="dxa" w:w="4320"/>
           </w:tcPr>
           <w:p>
+            <w:pPr>
+              <w:keepNext/>
+            </w:pPr>
             <w:r>
               <w:rPr>
                 <w:b/>
@@ -3778,6 +4207,9 @@
             <w:tcW w:type="dxa" w:w="4320"/>
           </w:tcPr>
           <w:p>
+            <w:pPr>
+              <w:keepNext/>
+            </w:pPr>
             <w:r>
               <w:rPr>
                 <w:b/>
@@ -3797,6 +4229,9 @@
             <w:tcW w:type="dxa" w:w="4320"/>
           </w:tcPr>
           <w:p>
+            <w:pPr>
+              <w:keepNext/>
+            </w:pPr>
             <w:r>
               <w:rPr>
                 <w:sz w:val="18"/>
@@ -3810,6 +4245,9 @@
             <w:tcW w:type="dxa" w:w="4320"/>
           </w:tcPr>
           <w:p>
+            <w:pPr>
+              <w:keepNext/>
+            </w:pPr>
             <w:r>
               <w:rPr>
                 <w:sz w:val="18"/>
@@ -3828,6 +4266,9 @@
             <w:tcW w:type="dxa" w:w="4320"/>
           </w:tcPr>
           <w:p>
+            <w:pPr>
+              <w:keepNext/>
+            </w:pPr>
             <w:r>
               <w:rPr>
                 <w:sz w:val="18"/>
@@ -3841,6 +4282,9 @@
             <w:tcW w:type="dxa" w:w="4320"/>
           </w:tcPr>
           <w:p>
+            <w:pPr>
+              <w:keepNext/>
+            </w:pPr>
             <w:r>
               <w:rPr>
                 <w:sz w:val="18"/>
@@ -3859,6 +4303,9 @@
             <w:tcW w:type="dxa" w:w="4320"/>
           </w:tcPr>
           <w:p>
+            <w:pPr>
+              <w:keepNext/>
+            </w:pPr>
             <w:r>
               <w:rPr>
                 <w:sz w:val="18"/>
@@ -3872,6 +4319,9 @@
             <w:tcW w:type="dxa" w:w="4320"/>
           </w:tcPr>
           <w:p>
+            <w:pPr>
+              <w:keepNext/>
+            </w:pPr>
             <w:r>
               <w:rPr>
                 <w:sz w:val="18"/>
@@ -3890,6 +4340,9 @@
             <w:tcW w:type="dxa" w:w="4320"/>
           </w:tcPr>
           <w:p>
+            <w:pPr>
+              <w:keepNext/>
+            </w:pPr>
             <w:r>
               <w:rPr>
                 <w:sz w:val="18"/>
@@ -3903,6 +4356,9 @@
             <w:tcW w:type="dxa" w:w="4320"/>
           </w:tcPr>
           <w:p>
+            <w:pPr>
+              <w:keepNext/>
+            </w:pPr>
             <w:r>
               <w:rPr>
                 <w:sz w:val="18"/>
@@ -3921,6 +4377,9 @@
             <w:tcW w:type="dxa" w:w="4320"/>
           </w:tcPr>
           <w:p>
+            <w:pPr>
+              <w:keepNext/>
+            </w:pPr>
             <w:r>
               <w:rPr>
                 <w:sz w:val="18"/>
@@ -3934,6 +4393,9 @@
             <w:tcW w:type="dxa" w:w="4320"/>
           </w:tcPr>
           <w:p>
+            <w:pPr>
+              <w:keepNext/>
+            </w:pPr>
             <w:r>
               <w:rPr>
                 <w:sz w:val="18"/>
@@ -3952,6 +4414,9 @@
             <w:tcW w:type="dxa" w:w="4320"/>
           </w:tcPr>
           <w:p>
+            <w:pPr>
+              <w:keepNext/>
+            </w:pPr>
             <w:r>
               <w:rPr>
                 <w:sz w:val="18"/>
@@ -3965,6 +4430,9 @@
             <w:tcW w:type="dxa" w:w="4320"/>
           </w:tcPr>
           <w:p>
+            <w:pPr>
+              <w:keepNext/>
+            </w:pPr>
             <w:r>
               <w:rPr>
                 <w:sz w:val="18"/>
@@ -3983,6 +4451,9 @@
             <w:tcW w:type="dxa" w:w="4320"/>
           </w:tcPr>
           <w:p>
+            <w:pPr>
+              <w:keepNext/>
+            </w:pPr>
             <w:r>
               <w:rPr>
                 <w:sz w:val="18"/>
@@ -3996,6 +4467,9 @@
             <w:tcW w:type="dxa" w:w="4320"/>
           </w:tcPr>
           <w:p>
+            <w:pPr>
+              <w:keepNext/>
+            </w:pPr>
             <w:r>
               <w:rPr>
                 <w:sz w:val="18"/>
@@ -4170,6 +4644,9 @@
             <w:tcW w:type="dxa" w:w="2160"/>
           </w:tcPr>
           <w:p>
+            <w:pPr>
+              <w:keepNext/>
+            </w:pPr>
             <w:r>
               <w:rPr>
                 <w:b/>
@@ -4184,6 +4661,9 @@
             <w:tcW w:type="dxa" w:w="2160"/>
           </w:tcPr>
           <w:p>
+            <w:pPr>
+              <w:keepNext/>
+            </w:pPr>
             <w:r>
               <w:rPr>
                 <w:b/>
@@ -4198,6 +4678,9 @@
             <w:tcW w:type="dxa" w:w="2160"/>
           </w:tcPr>
           <w:p>
+            <w:pPr>
+              <w:keepNext/>
+            </w:pPr>
             <w:r>
               <w:rPr>
                 <w:b/>
@@ -4212,6 +4695,9 @@
             <w:tcW w:type="dxa" w:w="2160"/>
           </w:tcPr>
           <w:p>
+            <w:pPr>
+              <w:keepNext/>
+            </w:pPr>
             <w:r>
               <w:rPr>
                 <w:b/>
@@ -4231,6 +4717,9 @@
             <w:tcW w:type="dxa" w:w="2160"/>
           </w:tcPr>
           <w:p>
+            <w:pPr>
+              <w:keepNext/>
+            </w:pPr>
             <w:r>
               <w:rPr>
                 <w:sz w:val="18"/>
@@ -4244,6 +4733,9 @@
             <w:tcW w:type="dxa" w:w="2160"/>
           </w:tcPr>
           <w:p>
+            <w:pPr>
+              <w:keepNext/>
+            </w:pPr>
             <w:r>
               <w:rPr>
                 <w:sz w:val="18"/>
@@ -4257,6 +4749,9 @@
             <w:tcW w:type="dxa" w:w="2160"/>
           </w:tcPr>
           <w:p>
+            <w:pPr>
+              <w:keepNext/>
+            </w:pPr>
             <w:r>
               <w:rPr>
                 <w:sz w:val="18"/>
@@ -4270,6 +4765,9 @@
             <w:tcW w:type="dxa" w:w="2160"/>
           </w:tcPr>
           <w:p>
+            <w:pPr>
+              <w:keepNext/>
+            </w:pPr>
             <w:r>
               <w:rPr>
                 <w:sz w:val="18"/>
@@ -4288,6 +4786,9 @@
             <w:tcW w:type="dxa" w:w="2160"/>
           </w:tcPr>
           <w:p>
+            <w:pPr>
+              <w:keepNext/>
+            </w:pPr>
             <w:r>
               <w:rPr>
                 <w:sz w:val="18"/>
@@ -4301,6 +4802,9 @@
             <w:tcW w:type="dxa" w:w="2160"/>
           </w:tcPr>
           <w:p>
+            <w:pPr>
+              <w:keepNext/>
+            </w:pPr>
             <w:r>
               <w:rPr>
                 <w:sz w:val="18"/>
@@ -4314,6 +4818,9 @@
             <w:tcW w:type="dxa" w:w="2160"/>
           </w:tcPr>
           <w:p>
+            <w:pPr>
+              <w:keepNext/>
+            </w:pPr>
             <w:r>
               <w:rPr>
                 <w:sz w:val="18"/>
@@ -4327,6 +4834,9 @@
             <w:tcW w:type="dxa" w:w="2160"/>
           </w:tcPr>
           <w:p>
+            <w:pPr>
+              <w:keepNext/>
+            </w:pPr>
             <w:r>
               <w:rPr>
                 <w:sz w:val="18"/>
@@ -4345,6 +4855,9 @@
             <w:tcW w:type="dxa" w:w="2160"/>
           </w:tcPr>
           <w:p>
+            <w:pPr>
+              <w:keepNext/>
+            </w:pPr>
             <w:r>
               <w:rPr>
                 <w:sz w:val="18"/>
@@ -4358,6 +4871,9 @@
             <w:tcW w:type="dxa" w:w="2160"/>
           </w:tcPr>
           <w:p>
+            <w:pPr>
+              <w:keepNext/>
+            </w:pPr>
             <w:r>
               <w:rPr>
                 <w:sz w:val="18"/>
@@ -4371,6 +4887,9 @@
             <w:tcW w:type="dxa" w:w="2160"/>
           </w:tcPr>
           <w:p>
+            <w:pPr>
+              <w:keepNext/>
+            </w:pPr>
             <w:r>
               <w:rPr>
                 <w:sz w:val="18"/>
@@ -4384,6 +4903,9 @@
             <w:tcW w:type="dxa" w:w="2160"/>
           </w:tcPr>
           <w:p>
+            <w:pPr>
+              <w:keepNext/>
+            </w:pPr>
             <w:r>
               <w:rPr>
                 <w:sz w:val="18"/>
@@ -4402,6 +4924,9 @@
             <w:tcW w:type="dxa" w:w="2160"/>
           </w:tcPr>
           <w:p>
+            <w:pPr>
+              <w:keepNext/>
+            </w:pPr>
             <w:r>
               <w:rPr>
                 <w:sz w:val="18"/>
@@ -4415,6 +4940,9 @@
             <w:tcW w:type="dxa" w:w="2160"/>
           </w:tcPr>
           <w:p>
+            <w:pPr>
+              <w:keepNext/>
+            </w:pPr>
             <w:r>
               <w:rPr>
                 <w:sz w:val="18"/>
@@ -4428,6 +4956,9 @@
             <w:tcW w:type="dxa" w:w="2160"/>
           </w:tcPr>
           <w:p>
+            <w:pPr>
+              <w:keepNext/>
+            </w:pPr>
             <w:r>
               <w:rPr>
                 <w:sz w:val="18"/>
@@ -4441,6 +4972,9 @@
             <w:tcW w:type="dxa" w:w="2160"/>
           </w:tcPr>
           <w:p>
+            <w:pPr>
+              <w:keepNext/>
+            </w:pPr>
             <w:r>
               <w:rPr>
                 <w:sz w:val="18"/>
@@ -4459,6 +4993,9 @@
             <w:tcW w:type="dxa" w:w="2160"/>
           </w:tcPr>
           <w:p>
+            <w:pPr>
+              <w:keepNext/>
+            </w:pPr>
             <w:r>
               <w:rPr>
                 <w:sz w:val="18"/>
@@ -4472,6 +5009,9 @@
             <w:tcW w:type="dxa" w:w="2160"/>
           </w:tcPr>
           <w:p>
+            <w:pPr>
+              <w:keepNext/>
+            </w:pPr>
             <w:r>
               <w:rPr>
                 <w:sz w:val="18"/>
@@ -4485,6 +5025,9 @@
             <w:tcW w:type="dxa" w:w="2160"/>
           </w:tcPr>
           <w:p>
+            <w:pPr>
+              <w:keepNext/>
+            </w:pPr>
             <w:r>
               <w:rPr>
                 <w:sz w:val="18"/>
@@ -4498,6 +5041,9 @@
             <w:tcW w:type="dxa" w:w="2160"/>
           </w:tcPr>
           <w:p>
+            <w:pPr>
+              <w:keepNext/>
+            </w:pPr>
             <w:r>
               <w:rPr>
                 <w:sz w:val="18"/>
@@ -4619,6 +5165,9 @@
             <w:tcW w:type="dxa" w:w="2160"/>
           </w:tcPr>
           <w:p>
+            <w:pPr>
+              <w:keepNext/>
+            </w:pPr>
             <w:r>
               <w:rPr>
                 <w:b/>
@@ -4633,6 +5182,9 @@
             <w:tcW w:type="dxa" w:w="2160"/>
           </w:tcPr>
           <w:p>
+            <w:pPr>
+              <w:keepNext/>
+            </w:pPr>
             <w:r>
               <w:rPr>
                 <w:b/>
@@ -4647,6 +5199,9 @@
             <w:tcW w:type="dxa" w:w="2160"/>
           </w:tcPr>
           <w:p>
+            <w:pPr>
+              <w:keepNext/>
+            </w:pPr>
             <w:r>
               <w:rPr>
                 <w:b/>
@@ -4661,6 +5216,9 @@
             <w:tcW w:type="dxa" w:w="2160"/>
           </w:tcPr>
           <w:p>
+            <w:pPr>
+              <w:keepNext/>
+            </w:pPr>
             <w:r>
               <w:rPr>
                 <w:b/>
@@ -4680,6 +5238,9 @@
             <w:tcW w:type="dxa" w:w="2160"/>
           </w:tcPr>
           <w:p>
+            <w:pPr>
+              <w:keepNext/>
+            </w:pPr>
             <w:r>
               <w:rPr>
                 <w:sz w:val="18"/>
@@ -4693,6 +5254,9 @@
             <w:tcW w:type="dxa" w:w="2160"/>
           </w:tcPr>
           <w:p>
+            <w:pPr>
+              <w:keepNext/>
+            </w:pPr>
             <w:r>
               <w:rPr>
                 <w:sz w:val="18"/>
@@ -4706,6 +5270,9 @@
             <w:tcW w:type="dxa" w:w="2160"/>
           </w:tcPr>
           <w:p>
+            <w:pPr>
+              <w:keepNext/>
+            </w:pPr>
             <w:r>
               <w:rPr>
                 <w:sz w:val="18"/>
@@ -4719,6 +5286,9 @@
             <w:tcW w:type="dxa" w:w="2160"/>
           </w:tcPr>
           <w:p>
+            <w:pPr>
+              <w:keepNext/>
+            </w:pPr>
             <w:r>
               <w:rPr>
                 <w:sz w:val="18"/>
@@ -4737,6 +5307,9 @@
             <w:tcW w:type="dxa" w:w="2160"/>
           </w:tcPr>
           <w:p>
+            <w:pPr>
+              <w:keepNext/>
+            </w:pPr>
             <w:r>
               <w:rPr>
                 <w:sz w:val="18"/>
@@ -4750,6 +5323,9 @@
             <w:tcW w:type="dxa" w:w="2160"/>
           </w:tcPr>
           <w:p>
+            <w:pPr>
+              <w:keepNext/>
+            </w:pPr>
             <w:r>
               <w:rPr>
                 <w:sz w:val="18"/>
@@ -4763,6 +5339,9 @@
             <w:tcW w:type="dxa" w:w="2160"/>
           </w:tcPr>
           <w:p>
+            <w:pPr>
+              <w:keepNext/>
+            </w:pPr>
             <w:r>
               <w:rPr>
                 <w:sz w:val="18"/>
@@ -4776,6 +5355,9 @@
             <w:tcW w:type="dxa" w:w="2160"/>
           </w:tcPr>
           <w:p>
+            <w:pPr>
+              <w:keepNext/>
+            </w:pPr>
             <w:r>
               <w:rPr>
                 <w:sz w:val="18"/>
@@ -4794,6 +5376,9 @@
             <w:tcW w:type="dxa" w:w="2160"/>
           </w:tcPr>
           <w:p>
+            <w:pPr>
+              <w:keepNext/>
+            </w:pPr>
             <w:r>
               <w:rPr>
                 <w:sz w:val="18"/>
@@ -4807,6 +5392,9 @@
             <w:tcW w:type="dxa" w:w="2160"/>
           </w:tcPr>
           <w:p>
+            <w:pPr>
+              <w:keepNext/>
+            </w:pPr>
             <w:r>
               <w:rPr>
                 <w:sz w:val="18"/>
@@ -4820,6 +5408,9 @@
             <w:tcW w:type="dxa" w:w="2160"/>
           </w:tcPr>
           <w:p>
+            <w:pPr>
+              <w:keepNext/>
+            </w:pPr>
             <w:r>
               <w:rPr>
                 <w:sz w:val="18"/>
@@ -4833,6 +5424,9 @@
             <w:tcW w:type="dxa" w:w="2160"/>
           </w:tcPr>
           <w:p>
+            <w:pPr>
+              <w:keepNext/>
+            </w:pPr>
             <w:r>
               <w:rPr>
                 <w:sz w:val="18"/>
@@ -4851,6 +5445,9 @@
             <w:tcW w:type="dxa" w:w="2160"/>
           </w:tcPr>
           <w:p>
+            <w:pPr>
+              <w:keepNext/>
+            </w:pPr>
             <w:r>
               <w:rPr>
                 <w:sz w:val="18"/>
@@ -4864,6 +5461,9 @@
             <w:tcW w:type="dxa" w:w="2160"/>
           </w:tcPr>
           <w:p>
+            <w:pPr>
+              <w:keepNext/>
+            </w:pPr>
             <w:r>
               <w:rPr>
                 <w:sz w:val="18"/>
@@ -4877,6 +5477,9 @@
             <w:tcW w:type="dxa" w:w="2160"/>
           </w:tcPr>
           <w:p>
+            <w:pPr>
+              <w:keepNext/>
+            </w:pPr>
             <w:r>
               <w:rPr>
                 <w:sz w:val="18"/>
@@ -4890,6 +5493,9 @@
             <w:tcW w:type="dxa" w:w="2160"/>
           </w:tcPr>
           <w:p>
+            <w:pPr>
+              <w:keepNext/>
+            </w:pPr>
             <w:r>
               <w:rPr>
                 <w:sz w:val="18"/>
@@ -4908,6 +5514,9 @@
             <w:tcW w:type="dxa" w:w="2160"/>
           </w:tcPr>
           <w:p>
+            <w:pPr>
+              <w:keepNext/>
+            </w:pPr>
             <w:r>
               <w:rPr>
                 <w:sz w:val="18"/>
@@ -4921,6 +5530,9 @@
             <w:tcW w:type="dxa" w:w="2160"/>
           </w:tcPr>
           <w:p>
+            <w:pPr>
+              <w:keepNext/>
+            </w:pPr>
             <w:r>
               <w:rPr>
                 <w:sz w:val="18"/>
@@ -4934,6 +5546,9 @@
             <w:tcW w:type="dxa" w:w="2160"/>
           </w:tcPr>
           <w:p>
+            <w:pPr>
+              <w:keepNext/>
+            </w:pPr>
             <w:r>
               <w:rPr>
                 <w:sz w:val="18"/>
@@ -4947,6 +5562,9 @@
             <w:tcW w:type="dxa" w:w="2160"/>
           </w:tcPr>
           <w:p>
+            <w:pPr>
+              <w:keepNext/>
+            </w:pPr>
             <w:r>
               <w:rPr>
                 <w:sz w:val="18"/>
@@ -4965,6 +5583,9 @@
             <w:tcW w:type="dxa" w:w="2160"/>
           </w:tcPr>
           <w:p>
+            <w:pPr>
+              <w:keepNext/>
+            </w:pPr>
             <w:r>
               <w:rPr>
                 <w:sz w:val="18"/>
@@ -4978,6 +5599,9 @@
             <w:tcW w:type="dxa" w:w="2160"/>
           </w:tcPr>
           <w:p>
+            <w:pPr>
+              <w:keepNext/>
+            </w:pPr>
             <w:r>
               <w:rPr>
                 <w:sz w:val="18"/>
@@ -4991,6 +5615,9 @@
             <w:tcW w:type="dxa" w:w="2160"/>
           </w:tcPr>
           <w:p>
+            <w:pPr>
+              <w:keepNext/>
+            </w:pPr>
             <w:r>
               <w:rPr>
                 <w:sz w:val="18"/>
@@ -5004,6 +5631,9 @@
             <w:tcW w:type="dxa" w:w="2160"/>
           </w:tcPr>
           <w:p>
+            <w:pPr>
+              <w:keepNext/>
+            </w:pPr>
             <w:r>
               <w:rPr>
                 <w:sz w:val="18"/>
@@ -5022,6 +5652,9 @@
             <w:tcW w:type="dxa" w:w="2160"/>
           </w:tcPr>
           <w:p>
+            <w:pPr>
+              <w:keepNext/>
+            </w:pPr>
             <w:r>
               <w:rPr>
                 <w:sz w:val="18"/>
@@ -5035,6 +5668,9 @@
             <w:tcW w:type="dxa" w:w="2160"/>
           </w:tcPr>
           <w:p>
+            <w:pPr>
+              <w:keepNext/>
+            </w:pPr>
             <w:r>
               <w:rPr>
                 <w:sz w:val="18"/>
@@ -5048,6 +5684,9 @@
             <w:tcW w:type="dxa" w:w="2160"/>
           </w:tcPr>
           <w:p>
+            <w:pPr>
+              <w:keepNext/>
+            </w:pPr>
             <w:r>
               <w:rPr>
                 <w:sz w:val="18"/>
@@ -5061,6 +5700,9 @@
             <w:tcW w:type="dxa" w:w="2160"/>
           </w:tcPr>
           <w:p>
+            <w:pPr>
+              <w:keepNext/>
+            </w:pPr>
             <w:r>
               <w:rPr>
                 <w:sz w:val="18"/>
@@ -5079,6 +5721,9 @@
             <w:tcW w:type="dxa" w:w="2160"/>
           </w:tcPr>
           <w:p>
+            <w:pPr>
+              <w:keepNext/>
+            </w:pPr>
             <w:r>
               <w:rPr>
                 <w:sz w:val="18"/>
@@ -5092,6 +5737,9 @@
             <w:tcW w:type="dxa" w:w="2160"/>
           </w:tcPr>
           <w:p>
+            <w:pPr>
+              <w:keepNext/>
+            </w:pPr>
             <w:r>
               <w:rPr>
                 <w:sz w:val="18"/>
@@ -5105,6 +5753,9 @@
             <w:tcW w:type="dxa" w:w="2160"/>
           </w:tcPr>
           <w:p>
+            <w:pPr>
+              <w:keepNext/>
+            </w:pPr>
             <w:r>
               <w:rPr>
                 <w:sz w:val="18"/>
@@ -5118,6 +5769,9 @@
             <w:tcW w:type="dxa" w:w="2160"/>
           </w:tcPr>
           <w:p>
+            <w:pPr>
+              <w:keepNext/>
+            </w:pPr>
             <w:r>
               <w:rPr>
                 <w:sz w:val="18"/>
@@ -5218,6 +5872,9 @@
             <w:tcW w:type="dxa" w:w="2160"/>
           </w:tcPr>
           <w:p>
+            <w:pPr>
+              <w:keepNext/>
+            </w:pPr>
             <w:r>
               <w:rPr>
                 <w:b/>
@@ -5232,6 +5889,9 @@
             <w:tcW w:type="dxa" w:w="2160"/>
           </w:tcPr>
           <w:p>
+            <w:pPr>
+              <w:keepNext/>
+            </w:pPr>
             <w:r>
               <w:rPr>
                 <w:b/>
@@ -5246,6 +5906,9 @@
             <w:tcW w:type="dxa" w:w="2160"/>
           </w:tcPr>
           <w:p>
+            <w:pPr>
+              <w:keepNext/>
+            </w:pPr>
             <w:r>
               <w:rPr>
                 <w:b/>
@@ -5260,6 +5923,9 @@
             <w:tcW w:type="dxa" w:w="2160"/>
           </w:tcPr>
           <w:p>
+            <w:pPr>
+              <w:keepNext/>
+            </w:pPr>
             <w:r>
               <w:rPr>
                 <w:b/>
@@ -5279,6 +5945,9 @@
             <w:tcW w:type="dxa" w:w="2160"/>
           </w:tcPr>
           <w:p>
+            <w:pPr>
+              <w:keepNext/>
+            </w:pPr>
             <w:r>
               <w:rPr>
                 <w:sz w:val="18"/>
@@ -5292,6 +5961,9 @@
             <w:tcW w:type="dxa" w:w="2160"/>
           </w:tcPr>
           <w:p>
+            <w:pPr>
+              <w:keepNext/>
+            </w:pPr>
             <w:r>
               <w:rPr>
                 <w:sz w:val="18"/>
@@ -5305,6 +5977,9 @@
             <w:tcW w:type="dxa" w:w="2160"/>
           </w:tcPr>
           <w:p>
+            <w:pPr>
+              <w:keepNext/>
+            </w:pPr>
             <w:r>
               <w:rPr>
                 <w:sz w:val="18"/>
@@ -5318,6 +5993,9 @@
             <w:tcW w:type="dxa" w:w="2160"/>
           </w:tcPr>
           <w:p>
+            <w:pPr>
+              <w:keepNext/>
+            </w:pPr>
             <w:r>
               <w:rPr>
                 <w:sz w:val="18"/>
@@ -5336,6 +6014,9 @@
             <w:tcW w:type="dxa" w:w="2160"/>
           </w:tcPr>
           <w:p>
+            <w:pPr>
+              <w:keepNext/>
+            </w:pPr>
             <w:r>
               <w:rPr>
                 <w:sz w:val="18"/>
@@ -5349,6 +6030,9 @@
             <w:tcW w:type="dxa" w:w="2160"/>
           </w:tcPr>
           <w:p>
+            <w:pPr>
+              <w:keepNext/>
+            </w:pPr>
             <w:r>
               <w:rPr>
                 <w:sz w:val="18"/>
@@ -5362,6 +6046,9 @@
             <w:tcW w:type="dxa" w:w="2160"/>
           </w:tcPr>
           <w:p>
+            <w:pPr>
+              <w:keepNext/>
+            </w:pPr>
             <w:r>
               <w:rPr>
                 <w:sz w:val="18"/>
@@ -5375,6 +6062,9 @@
             <w:tcW w:type="dxa" w:w="2160"/>
           </w:tcPr>
           <w:p>
+            <w:pPr>
+              <w:keepNext/>
+            </w:pPr>
             <w:r>
               <w:rPr>
                 <w:sz w:val="18"/>
@@ -5393,6 +6083,9 @@
             <w:tcW w:type="dxa" w:w="2160"/>
           </w:tcPr>
           <w:p>
+            <w:pPr>
+              <w:keepNext/>
+            </w:pPr>
             <w:r>
               <w:rPr>
                 <w:sz w:val="18"/>
@@ -5406,6 +6099,9 @@
             <w:tcW w:type="dxa" w:w="2160"/>
           </w:tcPr>
           <w:p>
+            <w:pPr>
+              <w:keepNext/>
+            </w:pPr>
             <w:r>
               <w:rPr>
                 <w:sz w:val="18"/>
@@ -5419,6 +6115,9 @@
             <w:tcW w:type="dxa" w:w="2160"/>
           </w:tcPr>
           <w:p>
+            <w:pPr>
+              <w:keepNext/>
+            </w:pPr>
             <w:r>
               <w:rPr>
                 <w:sz w:val="18"/>
@@ -5432,6 +6131,9 @@
             <w:tcW w:type="dxa" w:w="2160"/>
           </w:tcPr>
           <w:p>
+            <w:pPr>
+              <w:keepNext/>
+            </w:pPr>
             <w:r>
               <w:rPr>
                 <w:sz w:val="18"/>
@@ -5450,6 +6152,9 @@
             <w:tcW w:type="dxa" w:w="2160"/>
           </w:tcPr>
           <w:p>
+            <w:pPr>
+              <w:keepNext/>
+            </w:pPr>
             <w:r>
               <w:rPr>
                 <w:sz w:val="18"/>
@@ -5463,6 +6168,9 @@
             <w:tcW w:type="dxa" w:w="2160"/>
           </w:tcPr>
           <w:p>
+            <w:pPr>
+              <w:keepNext/>
+            </w:pPr>
             <w:r>
               <w:rPr>
                 <w:sz w:val="18"/>
@@ -5476,6 +6184,9 @@
             <w:tcW w:type="dxa" w:w="2160"/>
           </w:tcPr>
           <w:p>
+            <w:pPr>
+              <w:keepNext/>
+            </w:pPr>
             <w:r>
               <w:rPr>
                 <w:sz w:val="18"/>
@@ -5489,6 +6200,9 @@
             <w:tcW w:type="dxa" w:w="2160"/>
           </w:tcPr>
           <w:p>
+            <w:pPr>
+              <w:keepNext/>
+            </w:pPr>
             <w:r>
               <w:rPr>
                 <w:sz w:val="18"/>
@@ -5507,6 +6221,9 @@
             <w:tcW w:type="dxa" w:w="2160"/>
           </w:tcPr>
           <w:p>
+            <w:pPr>
+              <w:keepNext/>
+            </w:pPr>
             <w:r>
               <w:rPr>
                 <w:sz w:val="18"/>
@@ -5520,6 +6237,9 @@
             <w:tcW w:type="dxa" w:w="2160"/>
           </w:tcPr>
           <w:p>
+            <w:pPr>
+              <w:keepNext/>
+            </w:pPr>
             <w:r>
               <w:rPr>
                 <w:sz w:val="18"/>
@@ -5533,6 +6253,9 @@
             <w:tcW w:type="dxa" w:w="2160"/>
           </w:tcPr>
           <w:p>
+            <w:pPr>
+              <w:keepNext/>
+            </w:pPr>
             <w:r>
               <w:rPr>
                 <w:sz w:val="18"/>
@@ -5546,6 +6269,9 @@
             <w:tcW w:type="dxa" w:w="2160"/>
           </w:tcPr>
           <w:p>
+            <w:pPr>
+              <w:keepNext/>
+            </w:pPr>
             <w:r>
               <w:rPr>
                 <w:sz w:val="18"/>
@@ -5564,6 +6290,9 @@
             <w:tcW w:type="dxa" w:w="2160"/>
           </w:tcPr>
           <w:p>
+            <w:pPr>
+              <w:keepNext/>
+            </w:pPr>
             <w:r>
               <w:rPr>
                 <w:sz w:val="18"/>
@@ -5577,6 +6306,9 @@
             <w:tcW w:type="dxa" w:w="2160"/>
           </w:tcPr>
           <w:p>
+            <w:pPr>
+              <w:keepNext/>
+            </w:pPr>
             <w:r>
               <w:rPr>
                 <w:sz w:val="18"/>
@@ -5590,6 +6322,9 @@
             <w:tcW w:type="dxa" w:w="2160"/>
           </w:tcPr>
           <w:p>
+            <w:pPr>
+              <w:keepNext/>
+            </w:pPr>
             <w:r>
               <w:rPr>
                 <w:sz w:val="18"/>
@@ -5603,6 +6338,9 @@
             <w:tcW w:type="dxa" w:w="2160"/>
           </w:tcPr>
           <w:p>
+            <w:pPr>
+              <w:keepNext/>
+            </w:pPr>
             <w:r>
               <w:rPr>
                 <w:sz w:val="18"/>
@@ -5621,6 +6359,9 @@
             <w:tcW w:type="dxa" w:w="2160"/>
           </w:tcPr>
           <w:p>
+            <w:pPr>
+              <w:keepNext/>
+            </w:pPr>
             <w:r>
               <w:rPr>
                 <w:sz w:val="18"/>
@@ -5634,6 +6375,9 @@
             <w:tcW w:type="dxa" w:w="2160"/>
           </w:tcPr>
           <w:p>
+            <w:pPr>
+              <w:keepNext/>
+            </w:pPr>
             <w:r>
               <w:rPr>
                 <w:sz w:val="18"/>
@@ -5647,6 +6391,9 @@
             <w:tcW w:type="dxa" w:w="2160"/>
           </w:tcPr>
           <w:p>
+            <w:pPr>
+              <w:keepNext/>
+            </w:pPr>
             <w:r>
               <w:rPr>
                 <w:sz w:val="18"/>
@@ -5660,6 +6407,9 @@
             <w:tcW w:type="dxa" w:w="2160"/>
           </w:tcPr>
           <w:p>
+            <w:pPr>
+              <w:keepNext/>
+            </w:pPr>
             <w:r>
               <w:rPr>
                 <w:sz w:val="18"/>
@@ -5760,6 +6510,9 @@
             <w:tcW w:type="dxa" w:w="2160"/>
           </w:tcPr>
           <w:p>
+            <w:pPr>
+              <w:keepNext/>
+            </w:pPr>
             <w:r>
               <w:rPr>
                 <w:b/>
@@ -5774,6 +6527,9 @@
             <w:tcW w:type="dxa" w:w="2160"/>
           </w:tcPr>
           <w:p>
+            <w:pPr>
+              <w:keepNext/>
+            </w:pPr>
             <w:r>
               <w:rPr>
                 <w:b/>
@@ -5788,6 +6544,9 @@
             <w:tcW w:type="dxa" w:w="2160"/>
           </w:tcPr>
           <w:p>
+            <w:pPr>
+              <w:keepNext/>
+            </w:pPr>
             <w:r>
               <w:rPr>
                 <w:b/>
@@ -5802,6 +6561,9 @@
             <w:tcW w:type="dxa" w:w="2160"/>
           </w:tcPr>
           <w:p>
+            <w:pPr>
+              <w:keepNext/>
+            </w:pPr>
             <w:r>
               <w:rPr>
                 <w:b/>
@@ -5821,6 +6583,9 @@
             <w:tcW w:type="dxa" w:w="2160"/>
           </w:tcPr>
           <w:p>
+            <w:pPr>
+              <w:keepNext/>
+            </w:pPr>
             <w:r>
               <w:rPr>
                 <w:sz w:val="18"/>
@@ -5834,6 +6599,9 @@
             <w:tcW w:type="dxa" w:w="2160"/>
           </w:tcPr>
           <w:p>
+            <w:pPr>
+              <w:keepNext/>
+            </w:pPr>
             <w:r>
               <w:rPr>
                 <w:sz w:val="18"/>
@@ -5847,6 +6615,9 @@
             <w:tcW w:type="dxa" w:w="2160"/>
           </w:tcPr>
           <w:p>
+            <w:pPr>
+              <w:keepNext/>
+            </w:pPr>
             <w:r>
               <w:rPr>
                 <w:sz w:val="18"/>
@@ -5860,6 +6631,9 @@
             <w:tcW w:type="dxa" w:w="2160"/>
           </w:tcPr>
           <w:p>
+            <w:pPr>
+              <w:keepNext/>
+            </w:pPr>
             <w:r>
               <w:rPr>
                 <w:sz w:val="18"/>
@@ -5878,6 +6652,9 @@
             <w:tcW w:type="dxa" w:w="2160"/>
           </w:tcPr>
           <w:p>
+            <w:pPr>
+              <w:keepNext/>
+            </w:pPr>
             <w:r>
               <w:rPr>
                 <w:sz w:val="18"/>
@@ -5891,6 +6668,9 @@
             <w:tcW w:type="dxa" w:w="2160"/>
           </w:tcPr>
           <w:p>
+            <w:pPr>
+              <w:keepNext/>
+            </w:pPr>
             <w:r>
               <w:rPr>
                 <w:sz w:val="18"/>
@@ -5904,6 +6684,9 @@
             <w:tcW w:type="dxa" w:w="2160"/>
           </w:tcPr>
           <w:p>
+            <w:pPr>
+              <w:keepNext/>
+            </w:pPr>
             <w:r>
               <w:rPr>
                 <w:sz w:val="18"/>
@@ -5917,6 +6700,9 @@
             <w:tcW w:type="dxa" w:w="2160"/>
           </w:tcPr>
           <w:p>
+            <w:pPr>
+              <w:keepNext/>
+            </w:pPr>
             <w:r>
               <w:rPr>
                 <w:sz w:val="18"/>
@@ -5935,6 +6721,9 @@
             <w:tcW w:type="dxa" w:w="2160"/>
           </w:tcPr>
           <w:p>
+            <w:pPr>
+              <w:keepNext/>
+            </w:pPr>
             <w:r>
               <w:rPr>
                 <w:sz w:val="18"/>
@@ -5948,6 +6737,9 @@
             <w:tcW w:type="dxa" w:w="2160"/>
           </w:tcPr>
           <w:p>
+            <w:pPr>
+              <w:keepNext/>
+            </w:pPr>
             <w:r>
               <w:rPr>
                 <w:sz w:val="18"/>
@@ -5961,6 +6753,9 @@
             <w:tcW w:type="dxa" w:w="2160"/>
           </w:tcPr>
           <w:p>
+            <w:pPr>
+              <w:keepNext/>
+            </w:pPr>
             <w:r>
               <w:rPr>
                 <w:sz w:val="18"/>
@@ -5974,6 +6769,9 @@
             <w:tcW w:type="dxa" w:w="2160"/>
           </w:tcPr>
           <w:p>
+            <w:pPr>
+              <w:keepNext/>
+            </w:pPr>
             <w:r>
               <w:rPr>
                 <w:sz w:val="18"/>
@@ -5992,6 +6790,9 @@
             <w:tcW w:type="dxa" w:w="2160"/>
           </w:tcPr>
           <w:p>
+            <w:pPr>
+              <w:keepNext/>
+            </w:pPr>
             <w:r>
               <w:rPr>
                 <w:sz w:val="18"/>
@@ -6005,6 +6806,9 @@
             <w:tcW w:type="dxa" w:w="2160"/>
           </w:tcPr>
           <w:p>
+            <w:pPr>
+              <w:keepNext/>
+            </w:pPr>
             <w:r>
               <w:rPr>
                 <w:sz w:val="18"/>
@@ -6018,6 +6822,9 @@
             <w:tcW w:type="dxa" w:w="2160"/>
           </w:tcPr>
           <w:p>
+            <w:pPr>
+              <w:keepNext/>
+            </w:pPr>
             <w:r>
               <w:rPr>
                 <w:sz w:val="18"/>
@@ -6031,6 +6838,9 @@
             <w:tcW w:type="dxa" w:w="2160"/>
           </w:tcPr>
           <w:p>
+            <w:pPr>
+              <w:keepNext/>
+            </w:pPr>
             <w:r>
               <w:rPr>
                 <w:sz w:val="18"/>
@@ -6130,6 +6940,9 @@
             <w:tcW w:type="dxa" w:w="2880"/>
           </w:tcPr>
           <w:p>
+            <w:pPr>
+              <w:keepNext/>
+            </w:pPr>
             <w:r>
               <w:rPr>
                 <w:b/>
@@ -6144,6 +6957,9 @@
             <w:tcW w:type="dxa" w:w="2880"/>
           </w:tcPr>
           <w:p>
+            <w:pPr>
+              <w:keepNext/>
+            </w:pPr>
             <w:r>
               <w:rPr>
                 <w:b/>
@@ -6158,6 +6974,9 @@
             <w:tcW w:type="dxa" w:w="2880"/>
           </w:tcPr>
           <w:p>
+            <w:pPr>
+              <w:keepNext/>
+            </w:pPr>
             <w:r>
               <w:rPr>
                 <w:b/>
@@ -6177,6 +6996,9 @@
             <w:tcW w:type="dxa" w:w="2880"/>
           </w:tcPr>
           <w:p>
+            <w:pPr>
+              <w:keepNext/>
+            </w:pPr>
             <w:r>
               <w:rPr>
                 <w:sz w:val="18"/>
@@ -6190,6 +7012,9 @@
             <w:tcW w:type="dxa" w:w="2880"/>
           </w:tcPr>
           <w:p>
+            <w:pPr>
+              <w:keepNext/>
+            </w:pPr>
             <w:r>
               <w:rPr>
                 <w:sz w:val="18"/>
@@ -6203,6 +7028,9 @@
             <w:tcW w:type="dxa" w:w="2880"/>
           </w:tcPr>
           <w:p>
+            <w:pPr>
+              <w:keepNext/>
+            </w:pPr>
             <w:r>
               <w:rPr>
                 <w:sz w:val="18"/>
@@ -6221,6 +7049,9 @@
             <w:tcW w:type="dxa" w:w="2880"/>
           </w:tcPr>
           <w:p>
+            <w:pPr>
+              <w:keepNext/>
+            </w:pPr>
             <w:r>
               <w:rPr>
                 <w:sz w:val="18"/>
@@ -6234,6 +7065,9 @@
             <w:tcW w:type="dxa" w:w="2880"/>
           </w:tcPr>
           <w:p>
+            <w:pPr>
+              <w:keepNext/>
+            </w:pPr>
             <w:r>
               <w:rPr>
                 <w:sz w:val="18"/>
@@ -6247,6 +7081,9 @@
             <w:tcW w:type="dxa" w:w="2880"/>
           </w:tcPr>
           <w:p>
+            <w:pPr>
+              <w:keepNext/>
+            </w:pPr>
             <w:r>
               <w:rPr>
                 <w:sz w:val="18"/>
@@ -6265,6 +7102,9 @@
             <w:tcW w:type="dxa" w:w="2880"/>
           </w:tcPr>
           <w:p>
+            <w:pPr>
+              <w:keepNext/>
+            </w:pPr>
             <w:r>
               <w:rPr>
                 <w:sz w:val="18"/>
@@ -6278,6 +7118,9 @@
             <w:tcW w:type="dxa" w:w="2880"/>
           </w:tcPr>
           <w:p>
+            <w:pPr>
+              <w:keepNext/>
+            </w:pPr>
             <w:r>
               <w:rPr>
                 <w:sz w:val="18"/>
@@ -6291,6 +7134,9 @@
             <w:tcW w:type="dxa" w:w="2880"/>
           </w:tcPr>
           <w:p>
+            <w:pPr>
+              <w:keepNext/>
+            </w:pPr>
             <w:r>
               <w:rPr>
                 <w:sz w:val="18"/>
@@ -6309,6 +7155,9 @@
             <w:tcW w:type="dxa" w:w="2880"/>
           </w:tcPr>
           <w:p>
+            <w:pPr>
+              <w:keepNext/>
+            </w:pPr>
             <w:r>
               <w:rPr>
                 <w:sz w:val="18"/>
@@ -6322,6 +7171,9 @@
             <w:tcW w:type="dxa" w:w="2880"/>
           </w:tcPr>
           <w:p>
+            <w:pPr>
+              <w:keepNext/>
+            </w:pPr>
             <w:r>
               <w:rPr>
                 <w:sz w:val="18"/>
@@ -6335,6 +7187,9 @@
             <w:tcW w:type="dxa" w:w="2880"/>
           </w:tcPr>
           <w:p>
+            <w:pPr>
+              <w:keepNext/>
+            </w:pPr>
             <w:r>
               <w:rPr>
                 <w:sz w:val="18"/>
@@ -6426,6 +7281,9 @@
             <w:tcW w:type="dxa" w:w="2880"/>
           </w:tcPr>
           <w:p>
+            <w:pPr>
+              <w:keepNext/>
+            </w:pPr>
             <w:r>
               <w:rPr>
                 <w:b/>
@@ -6440,6 +7298,9 @@
             <w:tcW w:type="dxa" w:w="2880"/>
           </w:tcPr>
           <w:p>
+            <w:pPr>
+              <w:keepNext/>
+            </w:pPr>
             <w:r>
               <w:rPr>
                 <w:b/>
@@ -6454,6 +7315,9 @@
             <w:tcW w:type="dxa" w:w="2880"/>
           </w:tcPr>
           <w:p>
+            <w:pPr>
+              <w:keepNext/>
+            </w:pPr>
             <w:r>
               <w:rPr>
                 <w:b/>
@@ -6473,6 +7337,9 @@
             <w:tcW w:type="dxa" w:w="2880"/>
           </w:tcPr>
           <w:p>
+            <w:pPr>
+              <w:keepNext/>
+            </w:pPr>
             <w:r>
               <w:rPr>
                 <w:sz w:val="18"/>
@@ -6486,6 +7353,9 @@
             <w:tcW w:type="dxa" w:w="2880"/>
           </w:tcPr>
           <w:p>
+            <w:pPr>
+              <w:keepNext/>
+            </w:pPr>
             <w:r>
               <w:rPr>
                 <w:sz w:val="18"/>
@@ -6499,6 +7369,9 @@
             <w:tcW w:type="dxa" w:w="2880"/>
           </w:tcPr>
           <w:p>
+            <w:pPr>
+              <w:keepNext/>
+            </w:pPr>
             <w:r>
               <w:rPr>
                 <w:sz w:val="18"/>
@@ -6517,6 +7390,9 @@
             <w:tcW w:type="dxa" w:w="2880"/>
           </w:tcPr>
           <w:p>
+            <w:pPr>
+              <w:keepNext/>
+            </w:pPr>
             <w:r>
               <w:rPr>
                 <w:sz w:val="18"/>
@@ -6530,6 +7406,9 @@
             <w:tcW w:type="dxa" w:w="2880"/>
           </w:tcPr>
           <w:p>
+            <w:pPr>
+              <w:keepNext/>
+            </w:pPr>
             <w:r>
               <w:rPr>
                 <w:sz w:val="18"/>
@@ -6543,6 +7422,9 @@
             <w:tcW w:type="dxa" w:w="2880"/>
           </w:tcPr>
           <w:p>
+            <w:pPr>
+              <w:keepNext/>
+            </w:pPr>
             <w:r>
               <w:rPr>
                 <w:sz w:val="18"/>
@@ -6629,6 +7511,9 @@
             <w:tcW w:type="dxa" w:w="2880"/>
           </w:tcPr>
           <w:p>
+            <w:pPr>
+              <w:keepNext/>
+            </w:pPr>
             <w:r>
               <w:rPr>
                 <w:b/>
@@ -6643,6 +7528,9 @@
             <w:tcW w:type="dxa" w:w="2880"/>
           </w:tcPr>
           <w:p>
+            <w:pPr>
+              <w:keepNext/>
+            </w:pPr>
             <w:r>
               <w:rPr>
                 <w:b/>
@@ -6657,6 +7545,9 @@
             <w:tcW w:type="dxa" w:w="2880"/>
           </w:tcPr>
           <w:p>
+            <w:pPr>
+              <w:keepNext/>
+            </w:pPr>
             <w:r>
               <w:rPr>
                 <w:b/>
@@ -6676,6 +7567,9 @@
             <w:tcW w:type="dxa" w:w="2880"/>
           </w:tcPr>
           <w:p>
+            <w:pPr>
+              <w:keepNext/>
+            </w:pPr>
             <w:r>
               <w:rPr>
                 <w:sz w:val="18"/>
@@ -6689,6 +7583,9 @@
             <w:tcW w:type="dxa" w:w="2880"/>
           </w:tcPr>
           <w:p>
+            <w:pPr>
+              <w:keepNext/>
+            </w:pPr>
             <w:r>
               <w:rPr>
                 <w:sz w:val="18"/>
@@ -6702,6 +7599,9 @@
             <w:tcW w:type="dxa" w:w="2880"/>
           </w:tcPr>
           <w:p>
+            <w:pPr>
+              <w:keepNext/>
+            </w:pPr>
             <w:r>
               <w:rPr>
                 <w:sz w:val="18"/>
@@ -6720,6 +7620,9 @@
             <w:tcW w:type="dxa" w:w="2880"/>
           </w:tcPr>
           <w:p>
+            <w:pPr>
+              <w:keepNext/>
+            </w:pPr>
             <w:r>
               <w:rPr>
                 <w:sz w:val="18"/>
@@ -6733,6 +7636,9 @@
             <w:tcW w:type="dxa" w:w="2880"/>
           </w:tcPr>
           <w:p>
+            <w:pPr>
+              <w:keepNext/>
+            </w:pPr>
             <w:r>
               <w:rPr>
                 <w:sz w:val="18"/>
@@ -6746,6 +7652,9 @@
             <w:tcW w:type="dxa" w:w="2880"/>
           </w:tcPr>
           <w:p>
+            <w:pPr>
+              <w:keepNext/>
+            </w:pPr>
             <w:r>
               <w:rPr>
                 <w:sz w:val="18"/>
@@ -6843,6 +7752,9 @@
             <w:tcW w:type="dxa" w:w="4320"/>
           </w:tcPr>
           <w:p>
+            <w:pPr>
+              <w:keepNext/>
+            </w:pPr>
             <w:r>
               <w:rPr>
                 <w:b/>
@@ -6857,6 +7769,9 @@
             <w:tcW w:type="dxa" w:w="4320"/>
           </w:tcPr>
           <w:p>
+            <w:pPr>
+              <w:keepNext/>
+            </w:pPr>
             <w:r>
               <w:rPr>
                 <w:b/>
@@ -6876,6 +7791,9 @@
             <w:tcW w:type="dxa" w:w="4320"/>
           </w:tcPr>
           <w:p>
+            <w:pPr>
+              <w:keepNext/>
+            </w:pPr>
             <w:r>
               <w:rPr>
                 <w:sz w:val="18"/>
@@ -6889,6 +7807,9 @@
             <w:tcW w:type="dxa" w:w="4320"/>
           </w:tcPr>
           <w:p>
+            <w:pPr>
+              <w:keepNext/>
+            </w:pPr>
             <w:r>
               <w:rPr>
                 <w:sz w:val="18"/>
@@ -6907,6 +7828,9 @@
             <w:tcW w:type="dxa" w:w="4320"/>
           </w:tcPr>
           <w:p>
+            <w:pPr>
+              <w:keepNext/>
+            </w:pPr>
             <w:r>
               <w:rPr>
                 <w:sz w:val="18"/>
@@ -6920,6 +7844,9 @@
             <w:tcW w:type="dxa" w:w="4320"/>
           </w:tcPr>
           <w:p>
+            <w:pPr>
+              <w:keepNext/>
+            </w:pPr>
             <w:r>
               <w:rPr>
                 <w:sz w:val="18"/>
@@ -6938,6 +7865,9 @@
             <w:tcW w:type="dxa" w:w="4320"/>
           </w:tcPr>
           <w:p>
+            <w:pPr>
+              <w:keepNext/>
+            </w:pPr>
             <w:r>
               <w:rPr>
                 <w:sz w:val="18"/>
@@ -6951,6 +7881,9 @@
             <w:tcW w:type="dxa" w:w="4320"/>
           </w:tcPr>
           <w:p>
+            <w:pPr>
+              <w:keepNext/>
+            </w:pPr>
             <w:r>
               <w:rPr>
                 <w:sz w:val="18"/>
@@ -6969,6 +7902,9 @@
             <w:tcW w:type="dxa" w:w="4320"/>
           </w:tcPr>
           <w:p>
+            <w:pPr>
+              <w:keepNext/>
+            </w:pPr>
             <w:r>
               <w:rPr>
                 <w:sz w:val="18"/>
@@ -6982,6 +7918,9 @@
             <w:tcW w:type="dxa" w:w="4320"/>
           </w:tcPr>
           <w:p>
+            <w:pPr>
+              <w:keepNext/>
+            </w:pPr>
             <w:r>
               <w:rPr>
                 <w:sz w:val="18"/>
@@ -7000,6 +7939,9 @@
             <w:tcW w:type="dxa" w:w="4320"/>
           </w:tcPr>
           <w:p>
+            <w:pPr>
+              <w:keepNext/>
+            </w:pPr>
             <w:r>
               <w:rPr>
                 <w:sz w:val="18"/>
@@ -7013,6 +7955,9 @@
             <w:tcW w:type="dxa" w:w="4320"/>
           </w:tcPr>
           <w:p>
+            <w:pPr>
+              <w:keepNext/>
+            </w:pPr>
             <w:r>
               <w:rPr>
                 <w:sz w:val="18"/>
@@ -7031,6 +7976,9 @@
             <w:tcW w:type="dxa" w:w="4320"/>
           </w:tcPr>
           <w:p>
+            <w:pPr>
+              <w:keepNext/>
+            </w:pPr>
             <w:r>
               <w:rPr>
                 <w:sz w:val="18"/>
@@ -7044,6 +7992,9 @@
             <w:tcW w:type="dxa" w:w="4320"/>
           </w:tcPr>
           <w:p>
+            <w:pPr>
+              <w:keepNext/>
+            </w:pPr>
             <w:r>
               <w:rPr>
                 <w:sz w:val="18"/>
@@ -7174,6 +8125,9 @@
             <w:tcW w:type="dxa" w:w="2160"/>
           </w:tcPr>
           <w:p>
+            <w:pPr>
+              <w:keepNext/>
+            </w:pPr>
             <w:r>
               <w:rPr>
                 <w:b/>
@@ -7188,6 +8142,9 @@
             <w:tcW w:type="dxa" w:w="2160"/>
           </w:tcPr>
           <w:p>
+            <w:pPr>
+              <w:keepNext/>
+            </w:pPr>
             <w:r>
               <w:rPr>
                 <w:b/>
@@ -7202,6 +8159,9 @@
             <w:tcW w:type="dxa" w:w="2160"/>
           </w:tcPr>
           <w:p>
+            <w:pPr>
+              <w:keepNext/>
+            </w:pPr>
             <w:r>
               <w:rPr>
                 <w:b/>
@@ -7216,6 +8176,9 @@
             <w:tcW w:type="dxa" w:w="2160"/>
           </w:tcPr>
           <w:p>
+            <w:pPr>
+              <w:keepNext/>
+            </w:pPr>
             <w:r>
               <w:rPr>
                 <w:b/>
@@ -7235,6 +8198,9 @@
             <w:tcW w:type="dxa" w:w="2160"/>
           </w:tcPr>
           <w:p>
+            <w:pPr>
+              <w:keepNext/>
+            </w:pPr>
             <w:r>
               <w:rPr>
                 <w:sz w:val="18"/>
@@ -7248,6 +8214,9 @@
             <w:tcW w:type="dxa" w:w="2160"/>
           </w:tcPr>
           <w:p>
+            <w:pPr>
+              <w:keepNext/>
+            </w:pPr>
             <w:r>
               <w:rPr>
                 <w:sz w:val="18"/>
@@ -7261,6 +8230,9 @@
             <w:tcW w:type="dxa" w:w="2160"/>
           </w:tcPr>
           <w:p>
+            <w:pPr>
+              <w:keepNext/>
+            </w:pPr>
             <w:r>
               <w:rPr>
                 <w:sz w:val="18"/>
@@ -7274,6 +8246,9 @@
             <w:tcW w:type="dxa" w:w="2160"/>
           </w:tcPr>
           <w:p>
+            <w:pPr>
+              <w:keepNext/>
+            </w:pPr>
             <w:r>
               <w:rPr>
                 <w:sz w:val="18"/>
@@ -7292,6 +8267,9 @@
             <w:tcW w:type="dxa" w:w="2160"/>
           </w:tcPr>
           <w:p>
+            <w:pPr>
+              <w:keepNext/>
+            </w:pPr>
             <w:r>
               <w:rPr>
                 <w:sz w:val="18"/>
@@ -7305,6 +8283,9 @@
             <w:tcW w:type="dxa" w:w="2160"/>
           </w:tcPr>
           <w:p>
+            <w:pPr>
+              <w:keepNext/>
+            </w:pPr>
             <w:r>
               <w:rPr>
                 <w:sz w:val="18"/>
@@ -7318,6 +8299,9 @@
             <w:tcW w:type="dxa" w:w="2160"/>
           </w:tcPr>
           <w:p>
+            <w:pPr>
+              <w:keepNext/>
+            </w:pPr>
             <w:r>
               <w:rPr>
                 <w:sz w:val="18"/>
@@ -7331,6 +8315,9 @@
             <w:tcW w:type="dxa" w:w="2160"/>
           </w:tcPr>
           <w:p>
+            <w:pPr>
+              <w:keepNext/>
+            </w:pPr>
             <w:r>
               <w:rPr>
                 <w:sz w:val="18"/>
@@ -7511,6 +8498,9 @@
             <w:tcW w:type="dxa" w:w="2880"/>
           </w:tcPr>
           <w:p>
+            <w:pPr>
+              <w:keepNext/>
+            </w:pPr>
             <w:r>
               <w:rPr>
                 <w:b/>
@@ -7525,6 +8515,9 @@
             <w:tcW w:type="dxa" w:w="2880"/>
           </w:tcPr>
           <w:p>
+            <w:pPr>
+              <w:keepNext/>
+            </w:pPr>
             <w:r>
               <w:rPr>
                 <w:b/>
@@ -7539,6 +8532,9 @@
             <w:tcW w:type="dxa" w:w="2880"/>
           </w:tcPr>
           <w:p>
+            <w:pPr>
+              <w:keepNext/>
+            </w:pPr>
             <w:r>
               <w:rPr>
                 <w:b/>
@@ -7558,6 +8554,9 @@
             <w:tcW w:type="dxa" w:w="2880"/>
           </w:tcPr>
           <w:p>
+            <w:pPr>
+              <w:keepNext/>
+            </w:pPr>
             <w:r>
               <w:rPr>
                 <w:sz w:val="18"/>
@@ -7571,6 +8570,9 @@
             <w:tcW w:type="dxa" w:w="2880"/>
           </w:tcPr>
           <w:p>
+            <w:pPr>
+              <w:keepNext/>
+            </w:pPr>
             <w:r>
               <w:rPr>
                 <w:sz w:val="18"/>
@@ -7584,6 +8586,9 @@
             <w:tcW w:type="dxa" w:w="2880"/>
           </w:tcPr>
           <w:p>
+            <w:pPr>
+              <w:keepNext/>
+            </w:pPr>
             <w:r>
               <w:rPr>
                 <w:sz w:val="18"/>
@@ -7602,6 +8607,9 @@
             <w:tcW w:type="dxa" w:w="2880"/>
           </w:tcPr>
           <w:p>
+            <w:pPr>
+              <w:keepNext/>
+            </w:pPr>
             <w:r>
               <w:rPr>
                 <w:sz w:val="18"/>
@@ -7615,6 +8623,9 @@
             <w:tcW w:type="dxa" w:w="2880"/>
           </w:tcPr>
           <w:p>
+            <w:pPr>
+              <w:keepNext/>
+            </w:pPr>
             <w:r>
               <w:rPr>
                 <w:sz w:val="18"/>
@@ -7628,6 +8639,9 @@
             <w:tcW w:type="dxa" w:w="2880"/>
           </w:tcPr>
           <w:p>
+            <w:pPr>
+              <w:keepNext/>
+            </w:pPr>
             <w:r>
               <w:rPr>
                 <w:sz w:val="18"/>
@@ -7859,6 +8873,9 @@
             <w:tcW w:type="dxa" w:w="2160"/>
           </w:tcPr>
           <w:p>
+            <w:pPr>
+              <w:keepNext/>
+            </w:pPr>
             <w:r>
               <w:rPr>
                 <w:b/>
@@ -7873,6 +8890,9 @@
             <w:tcW w:type="dxa" w:w="2160"/>
           </w:tcPr>
           <w:p>
+            <w:pPr>
+              <w:keepNext/>
+            </w:pPr>
             <w:r>
               <w:rPr>
                 <w:b/>
@@ -7887,6 +8907,9 @@
             <w:tcW w:type="dxa" w:w="2160"/>
           </w:tcPr>
           <w:p>
+            <w:pPr>
+              <w:keepNext/>
+            </w:pPr>
             <w:r>
               <w:rPr>
                 <w:b/>
@@ -7901,6 +8924,9 @@
             <w:tcW w:type="dxa" w:w="2160"/>
           </w:tcPr>
           <w:p>
+            <w:pPr>
+              <w:keepNext/>
+            </w:pPr>
             <w:r>
               <w:rPr>
                 <w:b/>
@@ -7920,6 +8946,9 @@
             <w:tcW w:type="dxa" w:w="2160"/>
           </w:tcPr>
           <w:p>
+            <w:pPr>
+              <w:keepNext/>
+            </w:pPr>
             <w:r>
               <w:rPr>
                 <w:sz w:val="18"/>
@@ -7933,6 +8962,9 @@
             <w:tcW w:type="dxa" w:w="2160"/>
           </w:tcPr>
           <w:p>
+            <w:pPr>
+              <w:keepNext/>
+            </w:pPr>
             <w:r>
               <w:rPr>
                 <w:sz w:val="18"/>
@@ -7946,6 +8978,9 @@
             <w:tcW w:type="dxa" w:w="2160"/>
           </w:tcPr>
           <w:p>
+            <w:pPr>
+              <w:keepNext/>
+            </w:pPr>
             <w:r>
               <w:rPr>
                 <w:sz w:val="18"/>
@@ -7959,6 +8994,9 @@
             <w:tcW w:type="dxa" w:w="2160"/>
           </w:tcPr>
           <w:p>
+            <w:pPr>
+              <w:keepNext/>
+            </w:pPr>
             <w:r>
               <w:rPr>
                 <w:sz w:val="18"/>
@@ -7977,6 +9015,9 @@
             <w:tcW w:type="dxa" w:w="2160"/>
           </w:tcPr>
           <w:p>
+            <w:pPr>
+              <w:keepNext/>
+            </w:pPr>
             <w:r>
               <w:rPr>
                 <w:sz w:val="18"/>
@@ -7990,6 +9031,9 @@
             <w:tcW w:type="dxa" w:w="2160"/>
           </w:tcPr>
           <w:p>
+            <w:pPr>
+              <w:keepNext/>
+            </w:pPr>
             <w:r>
               <w:rPr>
                 <w:sz w:val="18"/>
@@ -8003,6 +9047,9 @@
             <w:tcW w:type="dxa" w:w="2160"/>
           </w:tcPr>
           <w:p>
+            <w:pPr>
+              <w:keepNext/>
+            </w:pPr>
             <w:r>
               <w:rPr>
                 <w:sz w:val="18"/>
@@ -8016,6 +9063,9 @@
             <w:tcW w:type="dxa" w:w="2160"/>
           </w:tcPr>
           <w:p>
+            <w:pPr>
+              <w:keepNext/>
+            </w:pPr>
             <w:r>
               <w:rPr>
                 <w:sz w:val="18"/>
@@ -8034,6 +9084,9 @@
             <w:tcW w:type="dxa" w:w="2160"/>
           </w:tcPr>
           <w:p>
+            <w:pPr>
+              <w:keepNext/>
+            </w:pPr>
             <w:r>
               <w:rPr>
                 <w:sz w:val="18"/>
@@ -8047,6 +9100,9 @@
             <w:tcW w:type="dxa" w:w="2160"/>
           </w:tcPr>
           <w:p>
+            <w:pPr>
+              <w:keepNext/>
+            </w:pPr>
             <w:r>
               <w:rPr>
                 <w:sz w:val="18"/>
@@ -8060,6 +9116,9 @@
             <w:tcW w:type="dxa" w:w="2160"/>
           </w:tcPr>
           <w:p>
+            <w:pPr>
+              <w:keepNext/>
+            </w:pPr>
             <w:r>
               <w:rPr>
                 <w:sz w:val="18"/>
@@ -8073,6 +9132,9 @@
             <w:tcW w:type="dxa" w:w="2160"/>
           </w:tcPr>
           <w:p>
+            <w:pPr>
+              <w:keepNext/>
+            </w:pPr>
             <w:r>
               <w:rPr>
                 <w:sz w:val="18"/>
@@ -8091,6 +9153,9 @@
             <w:tcW w:type="dxa" w:w="2160"/>
           </w:tcPr>
           <w:p>
+            <w:pPr>
+              <w:keepNext/>
+            </w:pPr>
             <w:r>
               <w:rPr>
                 <w:sz w:val="18"/>
@@ -8104,6 +9169,9 @@
             <w:tcW w:type="dxa" w:w="2160"/>
           </w:tcPr>
           <w:p>
+            <w:pPr>
+              <w:keepNext/>
+            </w:pPr>
             <w:r>
               <w:rPr>
                 <w:sz w:val="18"/>
@@ -8117,6 +9185,9 @@
             <w:tcW w:type="dxa" w:w="2160"/>
           </w:tcPr>
           <w:p>
+            <w:pPr>
+              <w:keepNext/>
+            </w:pPr>
             <w:r>
               <w:rPr>
                 <w:sz w:val="18"/>
@@ -8130,6 +9201,9 @@
             <w:tcW w:type="dxa" w:w="2160"/>
           </w:tcPr>
           <w:p>
+            <w:pPr>
+              <w:keepNext/>
+            </w:pPr>
             <w:r>
               <w:rPr>
                 <w:sz w:val="18"/>
@@ -8286,6 +9360,9 @@
             <w:tcW w:type="dxa" w:w="2160"/>
           </w:tcPr>
           <w:p>
+            <w:pPr>
+              <w:keepNext/>
+            </w:pPr>
             <w:r>
               <w:rPr>
                 <w:b/>
@@ -8300,6 +9377,9 @@
             <w:tcW w:type="dxa" w:w="2160"/>
           </w:tcPr>
           <w:p>
+            <w:pPr>
+              <w:keepNext/>
+            </w:pPr>
             <w:r>
               <w:rPr>
                 <w:b/>
@@ -8314,6 +9394,9 @@
             <w:tcW w:type="dxa" w:w="2160"/>
           </w:tcPr>
           <w:p>
+            <w:pPr>
+              <w:keepNext/>
+            </w:pPr>
             <w:r>
               <w:rPr>
                 <w:b/>
@@ -8328,6 +9411,9 @@
             <w:tcW w:type="dxa" w:w="2160"/>
           </w:tcPr>
           <w:p>
+            <w:pPr>
+              <w:keepNext/>
+            </w:pPr>
             <w:r>
               <w:rPr>
                 <w:b/>
@@ -8347,6 +9433,9 @@
             <w:tcW w:type="dxa" w:w="2160"/>
           </w:tcPr>
           <w:p>
+            <w:pPr>
+              <w:keepNext/>
+            </w:pPr>
             <w:r>
               <w:rPr>
                 <w:sz w:val="18"/>
@@ -8360,6 +9449,9 @@
             <w:tcW w:type="dxa" w:w="2160"/>
           </w:tcPr>
           <w:p>
+            <w:pPr>
+              <w:keepNext/>
+            </w:pPr>
             <w:r>
               <w:rPr>
                 <w:sz w:val="18"/>
@@ -8373,6 +9465,9 @@
             <w:tcW w:type="dxa" w:w="2160"/>
           </w:tcPr>
           <w:p>
+            <w:pPr>
+              <w:keepNext/>
+            </w:pPr>
             <w:r>
               <w:rPr>
                 <w:sz w:val="18"/>
@@ -8386,6 +9481,9 @@
             <w:tcW w:type="dxa" w:w="2160"/>
           </w:tcPr>
           <w:p>
+            <w:pPr>
+              <w:keepNext/>
+            </w:pPr>
             <w:r>
               <w:rPr>
                 <w:sz w:val="18"/>
@@ -8404,6 +9502,9 @@
             <w:tcW w:type="dxa" w:w="2160"/>
           </w:tcPr>
           <w:p>
+            <w:pPr>
+              <w:keepNext/>
+            </w:pPr>
             <w:r>
               <w:rPr>
                 <w:sz w:val="18"/>
@@ -8417,6 +9518,9 @@
             <w:tcW w:type="dxa" w:w="2160"/>
           </w:tcPr>
           <w:p>
+            <w:pPr>
+              <w:keepNext/>
+            </w:pPr>
             <w:r>
               <w:rPr>
                 <w:sz w:val="18"/>
@@ -8430,6 +9534,9 @@
             <w:tcW w:type="dxa" w:w="2160"/>
           </w:tcPr>
           <w:p>
+            <w:pPr>
+              <w:keepNext/>
+            </w:pPr>
             <w:r>
               <w:rPr>
                 <w:sz w:val="18"/>
@@ -8443,6 +9550,9 @@
             <w:tcW w:type="dxa" w:w="2160"/>
           </w:tcPr>
           <w:p>
+            <w:pPr>
+              <w:keepNext/>
+            </w:pPr>
             <w:r>
               <w:rPr>
                 <w:sz w:val="18"/>
@@ -8461,6 +9571,9 @@
             <w:tcW w:type="dxa" w:w="2160"/>
           </w:tcPr>
           <w:p>
+            <w:pPr>
+              <w:keepNext/>
+            </w:pPr>
             <w:r>
               <w:rPr>
                 <w:sz w:val="18"/>
@@ -8474,6 +9587,9 @@
             <w:tcW w:type="dxa" w:w="2160"/>
           </w:tcPr>
           <w:p>
+            <w:pPr>
+              <w:keepNext/>
+            </w:pPr>
             <w:r>
               <w:rPr>
                 <w:sz w:val="18"/>
@@ -8487,6 +9603,9 @@
             <w:tcW w:type="dxa" w:w="2160"/>
           </w:tcPr>
           <w:p>
+            <w:pPr>
+              <w:keepNext/>
+            </w:pPr>
             <w:r>
               <w:rPr>
                 <w:sz w:val="18"/>
@@ -8500,6 +9619,9 @@
             <w:tcW w:type="dxa" w:w="2160"/>
           </w:tcPr>
           <w:p>
+            <w:pPr>
+              <w:keepNext/>
+            </w:pPr>
             <w:r>
               <w:rPr>
                 <w:sz w:val="18"/>
@@ -8518,6 +9640,9 @@
             <w:tcW w:type="dxa" w:w="2160"/>
           </w:tcPr>
           <w:p>
+            <w:pPr>
+              <w:keepNext/>
+            </w:pPr>
             <w:r>
               <w:rPr>
                 <w:sz w:val="18"/>
@@ -8531,6 +9656,9 @@
             <w:tcW w:type="dxa" w:w="2160"/>
           </w:tcPr>
           <w:p>
+            <w:pPr>
+              <w:keepNext/>
+            </w:pPr>
             <w:r>
               <w:rPr>
                 <w:sz w:val="18"/>
@@ -8544,6 +9672,9 @@
             <w:tcW w:type="dxa" w:w="2160"/>
           </w:tcPr>
           <w:p>
+            <w:pPr>
+              <w:keepNext/>
+            </w:pPr>
             <w:r>
               <w:rPr>
                 <w:sz w:val="18"/>
@@ -8557,6 +9688,9 @@
             <w:tcW w:type="dxa" w:w="2160"/>
           </w:tcPr>
           <w:p>
+            <w:pPr>
+              <w:keepNext/>
+            </w:pPr>
             <w:r>
               <w:rPr>
                 <w:sz w:val="18"/>
@@ -8646,6 +9780,9 @@
             <w:tcW w:type="dxa" w:w="2880"/>
           </w:tcPr>
           <w:p>
+            <w:pPr>
+              <w:keepNext/>
+            </w:pPr>
             <w:r>
               <w:rPr>
                 <w:b/>
@@ -8660,6 +9797,9 @@
             <w:tcW w:type="dxa" w:w="2880"/>
           </w:tcPr>
           <w:p>
+            <w:pPr>
+              <w:keepNext/>
+            </w:pPr>
             <w:r>
               <w:rPr>
                 <w:b/>
@@ -8674,6 +9814,9 @@
             <w:tcW w:type="dxa" w:w="2880"/>
           </w:tcPr>
           <w:p>
+            <w:pPr>
+              <w:keepNext/>
+            </w:pPr>
             <w:r>
               <w:rPr>
                 <w:b/>
@@ -8693,6 +9836,9 @@
             <w:tcW w:type="dxa" w:w="2880"/>
           </w:tcPr>
           <w:p>
+            <w:pPr>
+              <w:keepNext/>
+            </w:pPr>
             <w:r>
               <w:rPr>
                 <w:sz w:val="18"/>
@@ -8706,6 +9852,9 @@
             <w:tcW w:type="dxa" w:w="2880"/>
           </w:tcPr>
           <w:p>
+            <w:pPr>
+              <w:keepNext/>
+            </w:pPr>
             <w:r>
               <w:rPr>
                 <w:sz w:val="18"/>
@@ -8719,6 +9868,9 @@
             <w:tcW w:type="dxa" w:w="2880"/>
           </w:tcPr>
           <w:p>
+            <w:pPr>
+              <w:keepNext/>
+            </w:pPr>
             <w:r>
               <w:rPr>
                 <w:sz w:val="18"/>
@@ -8737,6 +9889,9 @@
             <w:tcW w:type="dxa" w:w="2880"/>
           </w:tcPr>
           <w:p>
+            <w:pPr>
+              <w:keepNext/>
+            </w:pPr>
             <w:r>
               <w:rPr>
                 <w:sz w:val="18"/>
@@ -8750,6 +9905,9 @@
             <w:tcW w:type="dxa" w:w="2880"/>
           </w:tcPr>
           <w:p>
+            <w:pPr>
+              <w:keepNext/>
+            </w:pPr>
             <w:r>
               <w:rPr>
                 <w:sz w:val="18"/>
@@ -8763,6 +9921,9 @@
             <w:tcW w:type="dxa" w:w="2880"/>
           </w:tcPr>
           <w:p>
+            <w:pPr>
+              <w:keepNext/>
+            </w:pPr>
             <w:r>
               <w:rPr>
                 <w:sz w:val="18"/>
@@ -8781,6 +9942,9 @@
             <w:tcW w:type="dxa" w:w="2880"/>
           </w:tcPr>
           <w:p>
+            <w:pPr>
+              <w:keepNext/>
+            </w:pPr>
             <w:r>
               <w:rPr>
                 <w:sz w:val="18"/>
@@ -8794,6 +9958,9 @@
             <w:tcW w:type="dxa" w:w="2880"/>
           </w:tcPr>
           <w:p>
+            <w:pPr>
+              <w:keepNext/>
+            </w:pPr>
             <w:r>
               <w:rPr>
                 <w:sz w:val="18"/>
@@ -8807,6 +9974,9 @@
             <w:tcW w:type="dxa" w:w="2880"/>
           </w:tcPr>
           <w:p>
+            <w:pPr>
+              <w:keepNext/>
+            </w:pPr>
             <w:r>
               <w:rPr>
                 <w:sz w:val="18"/>
